--- a/docs/cofounders/Bud_Cofounder_Agreement_Legal_and_Research.docx
+++ b/docs/cofounders/Bud_Cofounder_Agreement_Legal_and_Research.docx
@@ -129,7 +129,13 @@
           <w:p>
             <w:r/>
             <w:r>
-              <w:t>[●]% of fully-diluted share capital at grant, subject to the vesting terms in Annex A</w:t>
+              <w:rPr>
+                <w:b/>
+              </w:rPr>
+              <w:t>19%</w:t>
+            </w:r>
+            <w:r>
+              <w:t xml:space="preserve"> of fully-diluted share capital at grant, subject to the vesting terms in Annex A</w:t>
             </w:r>
           </w:p>
         </w:tc>
@@ -236,6 +242,359 @@
           <w:bottom w:val="single" w:sz="6" w:color="BBBBBB"/>
         </w:pBdr>
       </w:pPr>
+    </w:p>
+    <w:p>
+      <w:pPr>
+        <w:pStyle w:val="Heading2"/>
+      </w:pPr>
+      <w:r>
+        <w:rPr>
+          <w:color w:val="1A1A1A"/>
+        </w:rPr>
+        <w:t>Founding team &amp; ownership</w:t>
+      </w:r>
+    </w:p>
+    <w:p>
+      <w:r>
+        <w:t>The founding team holds 97% of BuddyUp Ltd. at incorporation, split as follows:</w:t>
+      </w:r>
+    </w:p>
+    <w:tbl>
+      <w:tblPr>
+        <w:tblStyle w:val="LightGrid-Accent1"/>
+        <w:tblW w:type="auto" w:w="0"/>
+        <w:jc w:val="left"/>
+        <w:tblLook w:firstColumn="1" w:firstRow="1" w:lastColumn="0" w:lastRow="0" w:noHBand="0" w:noVBand="1" w:val="04A0"/>
+      </w:tblPr>
+      <w:tblGrid>
+        <w:gridCol w:w="3216"/>
+        <w:gridCol w:w="3216"/>
+        <w:gridCol w:w="3216"/>
+      </w:tblGrid>
+      <w:tr>
+        <w:tc>
+          <w:tcPr>
+            <w:tcW w:type="dxa" w:w="3216"/>
+          </w:tcPr>
+          <w:p>
+            <w:r>
+              <w:rPr>
+                <w:b/>
+              </w:rPr>
+            </w:r>
+            <w:r>
+              <w:rPr>
+                <w:b/>
+              </w:rPr>
+              <w:t>Seat</w:t>
+            </w:r>
+          </w:p>
+        </w:tc>
+        <w:tc>
+          <w:tcPr>
+            <w:tcW w:type="dxa" w:w="3216"/>
+          </w:tcPr>
+          <w:p>
+            <w:r>
+              <w:rPr>
+                <w:b/>
+              </w:rPr>
+            </w:r>
+            <w:r>
+              <w:rPr>
+                <w:b/>
+              </w:rPr>
+              <w:t>Holder</w:t>
+            </w:r>
+          </w:p>
+        </w:tc>
+        <w:tc>
+          <w:tcPr>
+            <w:tcW w:type="dxa" w:w="3216"/>
+          </w:tcPr>
+          <w:p>
+            <w:r>
+              <w:rPr>
+                <w:b/>
+              </w:rPr>
+            </w:r>
+            <w:r>
+              <w:rPr>
+                <w:b/>
+              </w:rPr>
+              <w:t>Equity</w:t>
+            </w:r>
+          </w:p>
+        </w:tc>
+      </w:tr>
+      <w:tr>
+        <w:tc>
+          <w:tcPr>
+            <w:tcW w:type="dxa" w:w="3216"/>
+          </w:tcPr>
+          <w:p>
+            <w:r/>
+            <w:r>
+              <w:t>Cofounder &amp; CEO — Engineering</w:t>
+            </w:r>
+          </w:p>
+        </w:tc>
+        <w:tc>
+          <w:tcPr>
+            <w:tcW w:type="dxa" w:w="3216"/>
+          </w:tcPr>
+          <w:p>
+            <w:r/>
+            <w:r>
+              <w:t>Peter Mbugua</w:t>
+            </w:r>
+          </w:p>
+        </w:tc>
+        <w:tc>
+          <w:tcPr>
+            <w:tcW w:type="dxa" w:w="3216"/>
+          </w:tcPr>
+          <w:p>
+            <w:r/>
+            <w:r>
+              <w:rPr>
+                <w:b/>
+              </w:rPr>
+              <w:t>21%</w:t>
+            </w:r>
+          </w:p>
+        </w:tc>
+      </w:tr>
+      <w:tr>
+        <w:tc>
+          <w:tcPr>
+            <w:tcW w:type="dxa" w:w="3216"/>
+          </w:tcPr>
+          <w:p>
+            <w:r/>
+            <w:r>
+              <w:t>Cofounder — Legal, Compliance &amp; Research</w:t>
+            </w:r>
+          </w:p>
+        </w:tc>
+        <w:tc>
+          <w:tcPr>
+            <w:tcW w:type="dxa" w:w="3216"/>
+          </w:tcPr>
+          <w:p>
+            <w:r/>
+            <w:r>
+              <w:rPr>
+                <w:i/>
+              </w:rPr>
+              <w:t>(this offer — [Full legal name])</w:t>
+            </w:r>
+          </w:p>
+        </w:tc>
+        <w:tc>
+          <w:tcPr>
+            <w:tcW w:type="dxa" w:w="3216"/>
+          </w:tcPr>
+          <w:p>
+            <w:r/>
+            <w:r>
+              <w:rPr>
+                <w:b/>
+              </w:rPr>
+              <w:t>19%</w:t>
+            </w:r>
+          </w:p>
+        </w:tc>
+      </w:tr>
+      <w:tr>
+        <w:tc>
+          <w:tcPr>
+            <w:tcW w:type="dxa" w:w="3216"/>
+          </w:tcPr>
+          <w:p>
+            <w:r/>
+            <w:r>
+              <w:t>Cofounder — Marketing, Sales &amp; Partnerships</w:t>
+            </w:r>
+          </w:p>
+        </w:tc>
+        <w:tc>
+          <w:tcPr>
+            <w:tcW w:type="dxa" w:w="3216"/>
+          </w:tcPr>
+          <w:p>
+            <w:r/>
+            <w:r>
+              <w:t>[●]</w:t>
+            </w:r>
+          </w:p>
+        </w:tc>
+        <w:tc>
+          <w:tcPr>
+            <w:tcW w:type="dxa" w:w="3216"/>
+          </w:tcPr>
+          <w:p>
+            <w:r/>
+            <w:r>
+              <w:t>19%</w:t>
+            </w:r>
+          </w:p>
+        </w:tc>
+      </w:tr>
+      <w:tr>
+        <w:tc>
+          <w:tcPr>
+            <w:tcW w:type="dxa" w:w="3216"/>
+          </w:tcPr>
+          <w:p>
+            <w:r/>
+            <w:r>
+              <w:t>Cofounder — Security Engineering &amp; Trust</w:t>
+            </w:r>
+          </w:p>
+        </w:tc>
+        <w:tc>
+          <w:tcPr>
+            <w:tcW w:type="dxa" w:w="3216"/>
+          </w:tcPr>
+          <w:p>
+            <w:r/>
+            <w:r>
+              <w:t>[●]</w:t>
+            </w:r>
+          </w:p>
+        </w:tc>
+        <w:tc>
+          <w:tcPr>
+            <w:tcW w:type="dxa" w:w="3216"/>
+          </w:tcPr>
+          <w:p>
+            <w:r/>
+            <w:r>
+              <w:t>19%</w:t>
+            </w:r>
+          </w:p>
+        </w:tc>
+      </w:tr>
+      <w:tr>
+        <w:tc>
+          <w:tcPr>
+            <w:tcW w:type="dxa" w:w="3216"/>
+          </w:tcPr>
+          <w:p>
+            <w:r/>
+            <w:r>
+              <w:t>Cofounder — Finance, Strategy &amp; Controller</w:t>
+            </w:r>
+          </w:p>
+        </w:tc>
+        <w:tc>
+          <w:tcPr>
+            <w:tcW w:type="dxa" w:w="3216"/>
+          </w:tcPr>
+          <w:p>
+            <w:r/>
+            <w:r>
+              <w:t>[●]</w:t>
+            </w:r>
+          </w:p>
+        </w:tc>
+        <w:tc>
+          <w:tcPr>
+            <w:tcW w:type="dxa" w:w="3216"/>
+          </w:tcPr>
+          <w:p>
+            <w:r/>
+            <w:r>
+              <w:t>19%</w:t>
+            </w:r>
+          </w:p>
+        </w:tc>
+      </w:tr>
+      <w:tr>
+        <w:tc>
+          <w:tcPr>
+            <w:tcW w:type="dxa" w:w="3216"/>
+          </w:tcPr>
+          <w:p>
+            <w:r/>
+            <w:r>
+              <w:t>Unallocated reserve (future hires / option pool)</w:t>
+            </w:r>
+          </w:p>
+        </w:tc>
+        <w:tc>
+          <w:tcPr>
+            <w:tcW w:type="dxa" w:w="3216"/>
+          </w:tcPr>
+          <w:p>
+            <w:r/>
+            <w:r>
+              <w:t>held for unanimous founder decision</w:t>
+            </w:r>
+          </w:p>
+        </w:tc>
+        <w:tc>
+          <w:tcPr>
+            <w:tcW w:type="dxa" w:w="3216"/>
+          </w:tcPr>
+          <w:p>
+            <w:r/>
+            <w:r>
+              <w:t>3%</w:t>
+            </w:r>
+          </w:p>
+        </w:tc>
+      </w:tr>
+      <w:tr>
+        <w:tc>
+          <w:tcPr>
+            <w:tcW w:type="dxa" w:w="3216"/>
+          </w:tcPr>
+          <w:p>
+            <w:r/>
+            <w:r>
+              <w:rPr>
+                <w:b/>
+              </w:rPr>
+              <w:t>Total</w:t>
+            </w:r>
+          </w:p>
+        </w:tc>
+        <w:tc>
+          <w:tcPr>
+            <w:tcW w:type="dxa" w:w="3216"/>
+          </w:tcPr>
+          <w:p>
+            <w:r/>
+          </w:p>
+        </w:tc>
+        <w:tc>
+          <w:tcPr>
+            <w:tcW w:type="dxa" w:w="3216"/>
+          </w:tcPr>
+          <w:p>
+            <w:r/>
+            <w:r>
+              <w:rPr>
+                <w:b/>
+              </w:rPr>
+              <w:t>100%</w:t>
+            </w:r>
+          </w:p>
+        </w:tc>
+      </w:tr>
+    </w:tbl>
+    <w:p/>
+    <w:p>
+      <w:r>
+        <w:t>All founder equity vests on identical terms (Annex A). No seat carries special</w:t>
+      </w:r>
+    </w:p>
+    <w:p>
+      <w:r>
+        <w:t>voting or economic rights beyond the shareholders' agreement.</w:t>
+      </w:r>
     </w:p>
     <w:p>
       <w:pPr>
@@ -632,7 +991,16 @@
         <w:pStyle w:val="ListBullet"/>
       </w:pPr>
       <w:r>
-        <w:t>Grant: [●]% fully-diluted at grant.</w:t>
+        <w:t xml:space="preserve">Grant: </w:t>
+      </w:r>
+      <w:r>
+        <w:rPr>
+          <w:b/>
+        </w:rPr>
+        <w:t>19%</w:t>
+      </w:r>
+      <w:r>
+        <w:t xml:space="preserve"> fully-diluted at grant.</w:t>
       </w:r>
     </w:p>
     <w:p>
@@ -893,7 +1261,7 @@
           <w:p>
             <w:r/>
             <w:r>
-              <w:t>Name: [●]</w:t>
+              <w:t>Name: Peter Mbugua</w:t>
             </w:r>
           </w:p>
         </w:tc>
@@ -917,7 +1285,7 @@
           <w:p>
             <w:r/>
             <w:r>
-              <w:t>Title: Founder/CEO</w:t>
+              <w:t>Title: Cofounder &amp; CEO</w:t>
             </w:r>
           </w:p>
         </w:tc>
@@ -989,12 +1357,12 @@
         <w:t>Grant:</w:t>
       </w:r>
       <w:r>
-        <w:t xml:space="preserve"> [●]% of the fully-diluted capital of BuddyUp Ltd. as at [date],</w:t>
+        <w:t xml:space="preserve"> 19% of the fully-diluted capital of BuddyUp Ltd. as at the start</w:t>
       </w:r>
     </w:p>
     <w:p>
       <w:r>
-        <w:t>recorded in the share register.</w:t>
+        <w:t>date, recorded in the share register.</w:t>
       </w:r>
     </w:p>
     <w:p>

--- a/docs/cofounders/Bud_Cofounder_Agreement_Legal_and_Research.docx
+++ b/docs/cofounders/Bud_Cofounder_Agreement_Legal_and_Research.docx
@@ -4,37 +4,21 @@
   <w:body>
     <w:p>
       <w:pPr>
-        <w:pStyle w:val="Title"/>
-        <w:jc w:val="center"/>
-        <w:rPr/>
-      </w:pPr>
-      <w:r>
-        <w:rPr>
-          <w:color w:val="008A5C"/>
-        </w:rPr>
+        <w:pStyle w:val="Heading1"/>
+        <w:keepNext w:val="true"/>
+        <w:keepLines/>
+        <w:spacing w:before="480" w:after="0"/>
+        <w:rPr/>
+      </w:pPr>
+      <w:r>
+        <w:rPr/>
         <w:t>Cofounder Agreement — Legal &amp; Research</w:t>
-      </w:r>
-    </w:p>
-    <w:p>
-      <w:pPr>
-        <w:pStyle w:val="Normal"/>
-        <w:rPr/>
-      </w:pPr>
-      <w:r>
-        <w:rPr>
-          <w:b/>
-        </w:rPr>
-        <w:t>BuddyUp Ltd.</w:t>
-      </w:r>
-      <w:r>
-        <w:rPr/>
-        <w:t xml:space="preserve"> — Founding Team Heads of Terms (pre-shareholders' agreement)</w:t>
       </w:r>
     </w:p>
     <w:tbl>
       <w:tblPr>
-        <w:tblStyle w:val="LightGrid-Accent1"/>
-        <w:tblW w:w="9648" w:type="dxa"/>
+        <w:tblStyle w:val="TableGrid"/>
+        <w:tblW w:w="8640" w:type="dxa"/>
         <w:jc w:val="start"/>
         <w:tblInd w:w="0" w:type="dxa"/>
         <w:tblLayout w:type="fixed"/>
@@ -47,17 +31,15 @@
         <w:tblLook w:noHBand="0" w:noVBand="1" w:firstColumn="1" w:lastRow="0" w:lastColumn="0" w:firstRow="1" w:val="04a0"/>
       </w:tblPr>
       <w:tblGrid>
-        <w:gridCol w:w="4824"/>
-        <w:gridCol w:w="4824"/>
+        <w:gridCol w:w="4320"/>
+        <w:gridCol w:w="4320"/>
       </w:tblGrid>
       <w:tr>
         <w:trPr/>
         <w:tc>
           <w:tcPr>
-            <w:tcW w:w="4824" w:type="dxa"/>
-            <w:tcBorders>
-              <w:bottom w:val="single" w:sz="18" w:space="0" w:color="4F81BD"/>
-            </w:tcBorders>
+            <w:tcW w:w="4320" w:type="dxa"/>
+            <w:tcBorders/>
           </w:tcPr>
           <w:p>
             <w:pPr>
@@ -66,20 +48,195 @@
               <w:spacing w:lineRule="auto" w:line="240" w:before="0" w:after="0"/>
               <w:jc w:val="start"/>
               <w:rPr>
-                <w:rFonts w:eastAsia="ＭＳ ゴシック" w:cs=""/>
-                <w:b/>
-                <w:bCs/>
+                <w:rFonts w:ascii="Cambria" w:hAnsi="Cambria" w:eastAsia="ＭＳ 明朝" w:cs=""/>
                 <w:kern w:val="0"/>
+                <w:sz w:val="22"/>
                 <w:szCs w:val="22"/>
                 <w:lang w:val="en-US" w:eastAsia="en-US" w:bidi="ar-SA"/>
               </w:rPr>
             </w:pPr>
             <w:r>
               <w:rPr>
-                <w:rFonts w:eastAsia="ＭＳ ゴシック" w:cs=""/>
+                <w:rFonts w:eastAsia="ＭＳ 明朝" w:cs=""/>
                 <w:b/>
-                <w:bCs/>
                 <w:kern w:val="0"/>
+                <w:sz w:val="22"/>
+                <w:szCs w:val="22"/>
+                <w:lang w:val="en-US" w:eastAsia="en-US" w:bidi="ar-SA"/>
+              </w:rPr>
+              <w:t>Document owner</w:t>
+            </w:r>
+          </w:p>
+        </w:tc>
+        <w:tc>
+          <w:tcPr>
+            <w:tcW w:w="4320" w:type="dxa"/>
+            <w:tcBorders/>
+          </w:tcPr>
+          <w:p>
+            <w:pPr>
+              <w:pStyle w:val="Normal"/>
+              <w:widowControl/>
+              <w:spacing w:lineRule="auto" w:line="240" w:before="0" w:after="0"/>
+              <w:jc w:val="start"/>
+              <w:rPr>
+                <w:rFonts w:ascii="Cambria" w:hAnsi="Cambria" w:eastAsia="ＭＳ 明朝" w:cs=""/>
+                <w:kern w:val="0"/>
+                <w:sz w:val="22"/>
+                <w:szCs w:val="22"/>
+                <w:lang w:val="en-US" w:eastAsia="en-US" w:bidi="ar-SA"/>
+              </w:rPr>
+            </w:pPr>
+            <w:r>
+              <w:rPr>
+                <w:rFonts w:eastAsia="ＭＳ 明朝" w:cs=""/>
+                <w:b/>
+                <w:kern w:val="0"/>
+                <w:sz w:val="22"/>
+                <w:szCs w:val="22"/>
+                <w:lang w:val="en-US" w:eastAsia="en-US" w:bidi="ar-SA"/>
+              </w:rPr>
+              <w:t>Review date</w:t>
+            </w:r>
+          </w:p>
+        </w:tc>
+      </w:tr>
+      <w:tr>
+        <w:trPr/>
+        <w:tc>
+          <w:tcPr>
+            <w:tcW w:w="4320" w:type="dxa"/>
+            <w:tcBorders/>
+          </w:tcPr>
+          <w:p>
+            <w:pPr>
+              <w:pStyle w:val="Normal"/>
+              <w:widowControl/>
+              <w:spacing w:lineRule="auto" w:line="240" w:before="0" w:after="0"/>
+              <w:jc w:val="start"/>
+              <w:rPr>
+                <w:rFonts w:ascii="Cambria" w:hAnsi="Cambria" w:eastAsia="ＭＳ 明朝" w:cs=""/>
+                <w:kern w:val="0"/>
+                <w:sz w:val="22"/>
+                <w:szCs w:val="22"/>
+                <w:lang w:val="en-US" w:eastAsia="en-US" w:bidi="ar-SA"/>
+              </w:rPr>
+            </w:pPr>
+            <w:r>
+              <w:rPr>
+                <w:rFonts w:eastAsia="ＭＳ 明朝" w:cs=""/>
+                <w:kern w:val="0"/>
+                <w:sz w:val="22"/>
+                <w:szCs w:val="22"/>
+                <w:lang w:val="en-US" w:eastAsia="en-US" w:bidi="ar-SA"/>
+              </w:rPr>
+              <w:t>Peter Mbugua (CEO); incoming Legal/Compliance cofounder on appointment</w:t>
+            </w:r>
+          </w:p>
+        </w:tc>
+        <w:tc>
+          <w:tcPr>
+            <w:tcW w:w="4320" w:type="dxa"/>
+            <w:tcBorders/>
+          </w:tcPr>
+          <w:p>
+            <w:pPr>
+              <w:pStyle w:val="Normal"/>
+              <w:widowControl/>
+              <w:spacing w:lineRule="auto" w:line="240" w:before="0" w:after="0"/>
+              <w:jc w:val="start"/>
+              <w:rPr>
+                <w:rFonts w:ascii="Cambria" w:hAnsi="Cambria" w:eastAsia="ＭＳ 明朝" w:cs=""/>
+                <w:kern w:val="0"/>
+                <w:sz w:val="22"/>
+                <w:szCs w:val="22"/>
+                <w:lang w:val="en-US" w:eastAsia="en-US" w:bidi="ar-SA"/>
+              </w:rPr>
+            </w:pPr>
+            <w:r>
+              <w:rPr>
+                <w:rFonts w:eastAsia="ＭＳ 明朝" w:cs=""/>
+                <w:kern w:val="0"/>
+                <w:sz w:val="22"/>
+                <w:szCs w:val="22"/>
+                <w:lang w:val="en-US" w:eastAsia="en-US" w:bidi="ar-SA"/>
+              </w:rPr>
+              <w:t>2026-09-30</w:t>
+            </w:r>
+          </w:p>
+        </w:tc>
+      </w:tr>
+    </w:tbl>
+    <w:p>
+      <w:pPr>
+        <w:pStyle w:val="Normal"/>
+        <w:rPr/>
+      </w:pPr>
+      <w:r>
+        <w:rPr/>
+      </w:r>
+    </w:p>
+    <w:p>
+      <w:pPr>
+        <w:pStyle w:val="Normal"/>
+        <w:rPr/>
+      </w:pPr>
+      <w:r>
+        <w:rPr>
+          <w:b/>
+        </w:rPr>
+        <w:t>BuddyUp Ltd.</w:t>
+      </w:r>
+      <w:r>
+        <w:rPr/>
+        <w:t xml:space="preserve"> — Founding Team Heads of Terms (pre-shareholders' agreement)</w:t>
+      </w:r>
+    </w:p>
+    <w:tbl>
+      <w:tblPr>
+        <w:tblStyle w:val="TableGrid"/>
+        <w:tblW w:w="8640" w:type="dxa"/>
+        <w:jc w:val="start"/>
+        <w:tblInd w:w="0" w:type="dxa"/>
+        <w:tblLayout w:type="fixed"/>
+        <w:tblCellMar>
+          <w:top w:w="0" w:type="dxa"/>
+          <w:start w:w="108" w:type="dxa"/>
+          <w:bottom w:w="0" w:type="dxa"/>
+          <w:end w:w="108" w:type="dxa"/>
+        </w:tblCellMar>
+        <w:tblLook w:noHBand="0" w:noVBand="1" w:firstColumn="1" w:lastRow="0" w:lastColumn="0" w:firstRow="1" w:val="04a0"/>
+      </w:tblPr>
+      <w:tblGrid>
+        <w:gridCol w:w="4320"/>
+        <w:gridCol w:w="4320"/>
+      </w:tblGrid>
+      <w:tr>
+        <w:trPr/>
+        <w:tc>
+          <w:tcPr>
+            <w:tcW w:w="4320" w:type="dxa"/>
+            <w:tcBorders/>
+          </w:tcPr>
+          <w:p>
+            <w:pPr>
+              <w:pStyle w:val="Normal"/>
+              <w:widowControl/>
+              <w:spacing w:lineRule="auto" w:line="240" w:before="0" w:after="0"/>
+              <w:jc w:val="start"/>
+              <w:rPr>
+                <w:rFonts w:ascii="Cambria" w:hAnsi="Cambria" w:eastAsia="ＭＳ 明朝" w:cs=""/>
+                <w:kern w:val="0"/>
+                <w:sz w:val="22"/>
+                <w:szCs w:val="22"/>
+                <w:lang w:val="en-US" w:eastAsia="en-US" w:bidi="ar-SA"/>
+              </w:rPr>
+            </w:pPr>
+            <w:r>
+              <w:rPr>
+                <w:rFonts w:eastAsia="ＭＳ 明朝" w:cs=""/>
+                <w:kern w:val="0"/>
+                <w:sz w:val="22"/>
                 <w:szCs w:val="22"/>
                 <w:lang w:val="en-US" w:eastAsia="en-US" w:bidi="ar-SA"/>
               </w:rPr>
@@ -88,10 +245,8 @@
         </w:tc>
         <w:tc>
           <w:tcPr>
-            <w:tcW w:w="4824" w:type="dxa"/>
-            <w:tcBorders>
-              <w:bottom w:val="single" w:sz="18" w:space="0" w:color="4F81BD"/>
-            </w:tcBorders>
+            <w:tcW w:w="4320" w:type="dxa"/>
+            <w:tcBorders/>
           </w:tcPr>
           <w:p>
             <w:pPr>
@@ -100,20 +255,18 @@
               <w:spacing w:lineRule="auto" w:line="240" w:before="0" w:after="0"/>
               <w:jc w:val="start"/>
               <w:rPr>
-                <w:rFonts w:eastAsia="ＭＳ ゴシック" w:cs=""/>
-                <w:b/>
-                <w:bCs/>
+                <w:rFonts w:ascii="Cambria" w:hAnsi="Cambria" w:eastAsia="ＭＳ 明朝" w:cs=""/>
                 <w:kern w:val="0"/>
+                <w:sz w:val="22"/>
                 <w:szCs w:val="22"/>
                 <w:lang w:val="en-US" w:eastAsia="en-US" w:bidi="ar-SA"/>
               </w:rPr>
             </w:pPr>
             <w:r>
               <w:rPr>
-                <w:rFonts w:eastAsia="ＭＳ ゴシック" w:cs=""/>
-                <w:b/>
-                <w:bCs/>
+                <w:rFonts w:eastAsia="ＭＳ 明朝" w:cs=""/>
                 <w:kern w:val="0"/>
+                <w:sz w:val="22"/>
                 <w:szCs w:val="22"/>
                 <w:lang w:val="en-US" w:eastAsia="en-US" w:bidi="ar-SA"/>
               </w:rPr>
@@ -125,9 +278,8 @@
         <w:trPr/>
         <w:tc>
           <w:tcPr>
-            <w:tcW w:w="4824" w:type="dxa"/>
+            <w:tcW w:w="4320" w:type="dxa"/>
             <w:tcBorders/>
-            <w:shd w:color="auto" w:fill="D3DFEE" w:themeFill="accent1" w:themeFillTint="3f" w:val="clear"/>
           </w:tcPr>
           <w:p>
             <w:pPr>
@@ -136,20 +288,18 @@
               <w:spacing w:lineRule="auto" w:line="240" w:before="0" w:after="0"/>
               <w:jc w:val="start"/>
               <w:rPr>
-                <w:rFonts w:eastAsia="ＭＳ ゴシック" w:cs=""/>
-                <w:b/>
-                <w:bCs/>
+                <w:rFonts w:ascii="Cambria" w:hAnsi="Cambria" w:eastAsia="ＭＳ 明朝" w:cs=""/>
                 <w:kern w:val="0"/>
+                <w:sz w:val="22"/>
                 <w:szCs w:val="22"/>
                 <w:lang w:val="en-US" w:eastAsia="en-US" w:bidi="ar-SA"/>
               </w:rPr>
             </w:pPr>
             <w:r>
               <w:rPr>
-                <w:rFonts w:eastAsia="ＭＳ ゴシック" w:cs=""/>
-                <w:b/>
-                <w:bCs/>
+                <w:rFonts w:eastAsia="ＭＳ 明朝" w:cs=""/>
                 <w:kern w:val="0"/>
+                <w:sz w:val="22"/>
                 <w:szCs w:val="22"/>
                 <w:lang w:val="en-US" w:eastAsia="en-US" w:bidi="ar-SA"/>
               </w:rPr>
@@ -159,9 +309,8 @@
         </w:tc>
         <w:tc>
           <w:tcPr>
-            <w:tcW w:w="4824" w:type="dxa"/>
+            <w:tcW w:w="4320" w:type="dxa"/>
             <w:tcBorders/>
-            <w:shd w:color="auto" w:fill="D3DFEE" w:themeFill="accent1" w:themeFillTint="3f" w:val="clear"/>
           </w:tcPr>
           <w:p>
             <w:pPr>
@@ -170,8 +319,9 @@
               <w:spacing w:lineRule="auto" w:line="240" w:before="0" w:after="0"/>
               <w:jc w:val="start"/>
               <w:rPr>
-                <w:rFonts w:eastAsia="ＭＳ 明朝" w:cs=""/>
+                <w:rFonts w:ascii="Cambria" w:hAnsi="Cambria" w:eastAsia="ＭＳ 明朝" w:cs=""/>
                 <w:kern w:val="0"/>
+                <w:sz w:val="22"/>
                 <w:szCs w:val="22"/>
                 <w:lang w:val="en-US" w:eastAsia="en-US" w:bidi="ar-SA"/>
               </w:rPr>
@@ -180,6 +330,7 @@
               <w:rPr>
                 <w:rFonts w:eastAsia="ＭＳ 明朝" w:cs=""/>
                 <w:kern w:val="0"/>
+                <w:sz w:val="22"/>
                 <w:szCs w:val="22"/>
                 <w:lang w:val="en-US" w:eastAsia="en-US" w:bidi="ar-SA"/>
               </w:rPr>
@@ -192,7 +343,7 @@
         <w:trPr/>
         <w:tc>
           <w:tcPr>
-            <w:tcW w:w="4824" w:type="dxa"/>
+            <w:tcW w:w="4320" w:type="dxa"/>
             <w:tcBorders/>
           </w:tcPr>
           <w:p>
@@ -202,20 +353,18 @@
               <w:spacing w:lineRule="auto" w:line="240" w:before="0" w:after="0"/>
               <w:jc w:val="start"/>
               <w:rPr>
-                <w:rFonts w:eastAsia="ＭＳ ゴシック" w:cs=""/>
-                <w:b/>
-                <w:bCs/>
+                <w:rFonts w:ascii="Cambria" w:hAnsi="Cambria" w:eastAsia="ＭＳ 明朝" w:cs=""/>
                 <w:kern w:val="0"/>
+                <w:sz w:val="22"/>
                 <w:szCs w:val="22"/>
                 <w:lang w:val="en-US" w:eastAsia="en-US" w:bidi="ar-SA"/>
               </w:rPr>
             </w:pPr>
             <w:r>
               <w:rPr>
-                <w:rFonts w:eastAsia="ＭＳ ゴシック" w:cs=""/>
-                <w:b/>
-                <w:bCs/>
+                <w:rFonts w:eastAsia="ＭＳ 明朝" w:cs=""/>
                 <w:kern w:val="0"/>
+                <w:sz w:val="22"/>
                 <w:szCs w:val="22"/>
                 <w:lang w:val="en-US" w:eastAsia="en-US" w:bidi="ar-SA"/>
               </w:rPr>
@@ -225,7 +374,7 @@
         </w:tc>
         <w:tc>
           <w:tcPr>
-            <w:tcW w:w="4824" w:type="dxa"/>
+            <w:tcW w:w="4320" w:type="dxa"/>
             <w:tcBorders/>
           </w:tcPr>
           <w:p>
@@ -235,8 +384,9 @@
               <w:spacing w:lineRule="auto" w:line="240" w:before="0" w:after="0"/>
               <w:jc w:val="start"/>
               <w:rPr>
-                <w:rFonts w:eastAsia="ＭＳ 明朝" w:cs=""/>
+                <w:rFonts w:ascii="Cambria" w:hAnsi="Cambria" w:eastAsia="ＭＳ 明朝" w:cs=""/>
                 <w:kern w:val="0"/>
+                <w:sz w:val="22"/>
                 <w:szCs w:val="22"/>
                 <w:lang w:val="en-US" w:eastAsia="en-US" w:bidi="ar-SA"/>
               </w:rPr>
@@ -245,6 +395,7 @@
               <w:rPr>
                 <w:rFonts w:eastAsia="ＭＳ 明朝" w:cs=""/>
                 <w:kern w:val="0"/>
+                <w:sz w:val="22"/>
                 <w:szCs w:val="22"/>
                 <w:lang w:val="en-US" w:eastAsia="en-US" w:bidi="ar-SA"/>
               </w:rPr>
@@ -257,9 +408,8 @@
         <w:trPr/>
         <w:tc>
           <w:tcPr>
-            <w:tcW w:w="4824" w:type="dxa"/>
+            <w:tcW w:w="4320" w:type="dxa"/>
             <w:tcBorders/>
-            <w:shd w:color="auto" w:fill="D3DFEE" w:themeFill="accent1" w:themeFillTint="3f" w:val="clear"/>
           </w:tcPr>
           <w:p>
             <w:pPr>
@@ -268,20 +418,18 @@
               <w:spacing w:lineRule="auto" w:line="240" w:before="0" w:after="0"/>
               <w:jc w:val="start"/>
               <w:rPr>
-                <w:rFonts w:eastAsia="ＭＳ ゴシック" w:cs=""/>
-                <w:b/>
-                <w:bCs/>
+                <w:rFonts w:ascii="Cambria" w:hAnsi="Cambria" w:eastAsia="ＭＳ 明朝" w:cs=""/>
                 <w:kern w:val="0"/>
+                <w:sz w:val="22"/>
                 <w:szCs w:val="22"/>
                 <w:lang w:val="en-US" w:eastAsia="en-US" w:bidi="ar-SA"/>
               </w:rPr>
             </w:pPr>
             <w:r>
               <w:rPr>
-                <w:rFonts w:eastAsia="ＭＳ ゴシック" w:cs=""/>
-                <w:b/>
-                <w:bCs/>
+                <w:rFonts w:eastAsia="ＭＳ 明朝" w:cs=""/>
                 <w:kern w:val="0"/>
+                <w:sz w:val="22"/>
                 <w:szCs w:val="22"/>
                 <w:lang w:val="en-US" w:eastAsia="en-US" w:bidi="ar-SA"/>
               </w:rPr>
@@ -291,9 +439,8 @@
         </w:tc>
         <w:tc>
           <w:tcPr>
-            <w:tcW w:w="4824" w:type="dxa"/>
+            <w:tcW w:w="4320" w:type="dxa"/>
             <w:tcBorders/>
-            <w:shd w:color="auto" w:fill="D3DFEE" w:themeFill="accent1" w:themeFillTint="3f" w:val="clear"/>
           </w:tcPr>
           <w:p>
             <w:pPr>
@@ -302,8 +449,9 @@
               <w:spacing w:lineRule="auto" w:line="240" w:before="0" w:after="0"/>
               <w:jc w:val="start"/>
               <w:rPr>
-                <w:rFonts w:eastAsia="ＭＳ 明朝" w:cs=""/>
+                <w:rFonts w:ascii="Cambria" w:hAnsi="Cambria" w:eastAsia="ＭＳ 明朝" w:cs=""/>
                 <w:kern w:val="0"/>
+                <w:sz w:val="22"/>
                 <w:szCs w:val="22"/>
                 <w:lang w:val="en-US" w:eastAsia="en-US" w:bidi="ar-SA"/>
               </w:rPr>
@@ -313,15 +461,17 @@
                 <w:rFonts w:eastAsia="ＭＳ 明朝" w:cs=""/>
                 <w:b/>
                 <w:kern w:val="0"/>
+                <w:sz w:val="22"/>
                 <w:szCs w:val="22"/>
                 <w:lang w:val="en-US" w:eastAsia="en-US" w:bidi="ar-SA"/>
               </w:rPr>
-              <w:t>19%</w:t>
+              <w:t>16%</w:t>
             </w:r>
             <w:r>
               <w:rPr>
                 <w:rFonts w:eastAsia="ＭＳ 明朝" w:cs=""/>
                 <w:kern w:val="0"/>
+                <w:sz w:val="22"/>
                 <w:szCs w:val="22"/>
                 <w:lang w:val="en-US" w:eastAsia="en-US" w:bidi="ar-SA"/>
               </w:rPr>
@@ -334,7 +484,7 @@
         <w:trPr/>
         <w:tc>
           <w:tcPr>
-            <w:tcW w:w="4824" w:type="dxa"/>
+            <w:tcW w:w="4320" w:type="dxa"/>
             <w:tcBorders/>
           </w:tcPr>
           <w:p>
@@ -344,20 +494,104 @@
               <w:spacing w:lineRule="auto" w:line="240" w:before="0" w:after="0"/>
               <w:jc w:val="start"/>
               <w:rPr>
-                <w:rFonts w:eastAsia="ＭＳ ゴシック" w:cs=""/>
-                <w:b/>
-                <w:bCs/>
+                <w:rFonts w:ascii="Cambria" w:hAnsi="Cambria" w:eastAsia="ＭＳ 明朝" w:cs=""/>
                 <w:kern w:val="0"/>
+                <w:sz w:val="22"/>
                 <w:szCs w:val="22"/>
                 <w:lang w:val="en-US" w:eastAsia="en-US" w:bidi="ar-SA"/>
               </w:rPr>
             </w:pPr>
             <w:r>
               <w:rPr>
-                <w:rFonts w:eastAsia="ＭＳ ゴシック" w:cs=""/>
+                <w:rFonts w:eastAsia="ＭＳ 明朝" w:cs=""/>
+                <w:kern w:val="0"/>
+                <w:sz w:val="22"/>
+                <w:szCs w:val="22"/>
+                <w:lang w:val="en-US" w:eastAsia="en-US" w:bidi="ar-SA"/>
+              </w:rPr>
+              <w:t>Commitment</w:t>
+            </w:r>
+          </w:p>
+        </w:tc>
+        <w:tc>
+          <w:tcPr>
+            <w:tcW w:w="4320" w:type="dxa"/>
+            <w:tcBorders/>
+          </w:tcPr>
+          <w:p>
+            <w:pPr>
+              <w:pStyle w:val="Normal"/>
+              <w:widowControl/>
+              <w:spacing w:lineRule="auto" w:line="240" w:before="0" w:after="0"/>
+              <w:jc w:val="start"/>
+              <w:rPr>
+                <w:rFonts w:ascii="Cambria" w:hAnsi="Cambria" w:eastAsia="ＭＳ 明朝" w:cs=""/>
+                <w:kern w:val="0"/>
+                <w:sz w:val="22"/>
+                <w:szCs w:val="22"/>
+                <w:lang w:val="en-US" w:eastAsia="en-US" w:bidi="ar-SA"/>
+              </w:rPr>
+            </w:pPr>
+            <w:r>
+              <w:rPr>
+                <w:rFonts w:eastAsia="ＭＳ 明朝" w:cs=""/>
+                <w:kern w:val="0"/>
+                <w:sz w:val="22"/>
+                <w:szCs w:val="22"/>
+                <w:lang w:val="en-US" w:eastAsia="en-US" w:bidi="ar-SA"/>
+              </w:rPr>
+              <w:t xml:space="preserve">Part-time — minimum </w:t>
+            </w:r>
+            <w:r>
+              <w:rPr>
+                <w:rFonts w:eastAsia="ＭＳ 明朝" w:cs=""/>
                 <w:b/>
-                <w:bCs/>
                 <w:kern w:val="0"/>
+                <w:sz w:val="22"/>
+                <w:szCs w:val="22"/>
+                <w:lang w:val="en-US" w:eastAsia="en-US" w:bidi="ar-SA"/>
+              </w:rPr>
+              <w:t>10 hours per week</w:t>
+            </w:r>
+            <w:r>
+              <w:rPr>
+                <w:rFonts w:eastAsia="ＭＳ 明朝" w:cs=""/>
+                <w:kern w:val="0"/>
+                <w:sz w:val="22"/>
+                <w:szCs w:val="22"/>
+                <w:lang w:val="en-US" w:eastAsia="en-US" w:bidi="ar-SA"/>
+              </w:rPr>
+              <w:t xml:space="preserve"> (Clause 4)</w:t>
+            </w:r>
+          </w:p>
+        </w:tc>
+      </w:tr>
+      <w:tr>
+        <w:trPr/>
+        <w:tc>
+          <w:tcPr>
+            <w:tcW w:w="4320" w:type="dxa"/>
+            <w:tcBorders/>
+          </w:tcPr>
+          <w:p>
+            <w:pPr>
+              <w:pStyle w:val="Normal"/>
+              <w:widowControl/>
+              <w:spacing w:lineRule="auto" w:line="240" w:before="0" w:after="0"/>
+              <w:jc w:val="start"/>
+              <w:rPr>
+                <w:rFonts w:ascii="Cambria" w:hAnsi="Cambria" w:eastAsia="ＭＳ 明朝" w:cs=""/>
+                <w:kern w:val="0"/>
+                <w:sz w:val="22"/>
+                <w:szCs w:val="22"/>
+                <w:lang w:val="en-US" w:eastAsia="en-US" w:bidi="ar-SA"/>
+              </w:rPr>
+            </w:pPr>
+            <w:r>
+              <w:rPr>
+                <w:rFonts w:eastAsia="ＭＳ 明朝" w:cs=""/>
+                <w:kern w:val="0"/>
+                <w:sz w:val="22"/>
                 <w:szCs w:val="22"/>
                 <w:lang w:val="en-US" w:eastAsia="en-US" w:bidi="ar-SA"/>
               </w:rPr>
@@ -367,7 +601,7 @@
         </w:tc>
         <w:tc>
           <w:tcPr>
-            <w:tcW w:w="4824" w:type="dxa"/>
+            <w:tcW w:w="4320" w:type="dxa"/>
             <w:tcBorders/>
           </w:tcPr>
           <w:p>
@@ -377,8 +611,9 @@
               <w:spacing w:lineRule="auto" w:line="240" w:before="0" w:after="0"/>
               <w:jc w:val="start"/>
               <w:rPr>
-                <w:rFonts w:eastAsia="ＭＳ 明朝" w:cs=""/>
+                <w:rFonts w:ascii="Cambria" w:hAnsi="Cambria" w:eastAsia="ＭＳ 明朝" w:cs=""/>
                 <w:kern w:val="0"/>
+                <w:sz w:val="22"/>
                 <w:szCs w:val="22"/>
                 <w:lang w:val="en-US" w:eastAsia="en-US" w:bidi="ar-SA"/>
               </w:rPr>
@@ -387,6 +622,7 @@
               <w:rPr>
                 <w:rFonts w:eastAsia="ＭＳ 明朝" w:cs=""/>
                 <w:kern w:val="0"/>
+                <w:sz w:val="22"/>
                 <w:szCs w:val="22"/>
                 <w:lang w:val="en-US" w:eastAsia="en-US" w:bidi="ar-SA"/>
               </w:rPr>
@@ -399,9 +635,8 @@
         <w:trPr/>
         <w:tc>
           <w:tcPr>
-            <w:tcW w:w="4824" w:type="dxa"/>
+            <w:tcW w:w="4320" w:type="dxa"/>
             <w:tcBorders/>
-            <w:shd w:color="auto" w:fill="D3DFEE" w:themeFill="accent1" w:themeFillTint="3f" w:val="clear"/>
           </w:tcPr>
           <w:p>
             <w:pPr>
@@ -410,20 +645,18 @@
               <w:spacing w:lineRule="auto" w:line="240" w:before="0" w:after="0"/>
               <w:jc w:val="start"/>
               <w:rPr>
-                <w:rFonts w:eastAsia="ＭＳ ゴシック" w:cs=""/>
-                <w:b/>
-                <w:bCs/>
+                <w:rFonts w:ascii="Cambria" w:hAnsi="Cambria" w:eastAsia="ＭＳ 明朝" w:cs=""/>
                 <w:kern w:val="0"/>
+                <w:sz w:val="22"/>
                 <w:szCs w:val="22"/>
                 <w:lang w:val="en-US" w:eastAsia="en-US" w:bidi="ar-SA"/>
               </w:rPr>
             </w:pPr>
             <w:r>
               <w:rPr>
-                <w:rFonts w:eastAsia="ＭＳ ゴシック" w:cs=""/>
-                <w:b/>
-                <w:bCs/>
+                <w:rFonts w:eastAsia="ＭＳ 明朝" w:cs=""/>
                 <w:kern w:val="0"/>
+                <w:sz w:val="22"/>
                 <w:szCs w:val="22"/>
                 <w:lang w:val="en-US" w:eastAsia="en-US" w:bidi="ar-SA"/>
               </w:rPr>
@@ -433,51 +666,7 @@
         </w:tc>
         <w:tc>
           <w:tcPr>
-            <w:tcW w:w="4824" w:type="dxa"/>
-            <w:tcBorders/>
-            <w:shd w:color="auto" w:fill="D3DFEE" w:themeFill="accent1" w:themeFillTint="3f" w:val="clear"/>
-          </w:tcPr>
-          <w:p>
-            <w:pPr>
-              <w:pStyle w:val="Normal"/>
-              <w:widowControl/>
-              <w:spacing w:lineRule="auto" w:line="240" w:before="0" w:after="0"/>
-              <w:jc w:val="start"/>
-              <w:rPr>
-                <w:rFonts w:eastAsia="ＭＳ 明朝" w:cs=""/>
-                <w:kern w:val="0"/>
-                <w:szCs w:val="22"/>
-                <w:lang w:val="en-US" w:eastAsia="en-US" w:bidi="ar-SA"/>
-              </w:rPr>
-            </w:pPr>
-            <w:r>
-              <w:rPr>
-                <w:rFonts w:eastAsia="ＭＳ 明朝" w:cs=""/>
-                <w:kern w:val="0"/>
-                <w:szCs w:val="22"/>
-                <w:lang w:val="en-US" w:eastAsia="en-US" w:bidi="ar-SA"/>
-              </w:rPr>
-              <w:t xml:space="preserve">[●] </w:t>
-            </w:r>
-            <w:r>
-              <w:rPr>
-                <w:rFonts w:eastAsia="ＭＳ 明朝" w:cs=""/>
-                <w:i/>
-                <w:iCs/>
-                <w:kern w:val="0"/>
-                <w:szCs w:val="22"/>
-                <w:lang w:val="en-US" w:eastAsia="en-US" w:bidi="ar-SA"/>
-              </w:rPr>
-              <w:t>Fill the date you sign the agreement</w:t>
-            </w:r>
-          </w:p>
-        </w:tc>
-      </w:tr>
-      <w:tr>
-        <w:trPr/>
-        <w:tc>
-          <w:tcPr>
-            <w:tcW w:w="4824" w:type="dxa"/>
+            <w:tcW w:w="4320" w:type="dxa"/>
             <w:tcBorders/>
           </w:tcPr>
           <w:p>
@@ -487,20 +676,52 @@
               <w:spacing w:lineRule="auto" w:line="240" w:before="0" w:after="0"/>
               <w:jc w:val="start"/>
               <w:rPr>
-                <w:rFonts w:eastAsia="ＭＳ ゴシック" w:cs=""/>
-                <w:b/>
-                <w:bCs/>
+                <w:rFonts w:ascii="Cambria" w:hAnsi="Cambria" w:eastAsia="ＭＳ 明朝" w:cs=""/>
                 <w:kern w:val="0"/>
+                <w:sz w:val="22"/>
                 <w:szCs w:val="22"/>
                 <w:lang w:val="en-US" w:eastAsia="en-US" w:bidi="ar-SA"/>
               </w:rPr>
             </w:pPr>
             <w:r>
               <w:rPr>
-                <w:rFonts w:eastAsia="ＭＳ ゴシック" w:cs=""/>
-                <w:b/>
-                <w:bCs/>
+                <w:rFonts w:eastAsia="ＭＳ 明朝" w:cs=""/>
                 <w:kern w:val="0"/>
+                <w:sz w:val="22"/>
+                <w:szCs w:val="22"/>
+                <w:lang w:val="en-US" w:eastAsia="en-US" w:bidi="ar-SA"/>
+              </w:rPr>
+              <w:t>[●]</w:t>
+            </w:r>
+          </w:p>
+        </w:tc>
+      </w:tr>
+      <w:tr>
+        <w:trPr/>
+        <w:tc>
+          <w:tcPr>
+            <w:tcW w:w="4320" w:type="dxa"/>
+            <w:tcBorders/>
+          </w:tcPr>
+          <w:p>
+            <w:pPr>
+              <w:pStyle w:val="Normal"/>
+              <w:widowControl/>
+              <w:spacing w:lineRule="auto" w:line="240" w:before="0" w:after="0"/>
+              <w:jc w:val="start"/>
+              <w:rPr>
+                <w:rFonts w:ascii="Cambria" w:hAnsi="Cambria" w:eastAsia="ＭＳ 明朝" w:cs=""/>
+                <w:kern w:val="0"/>
+                <w:sz w:val="22"/>
+                <w:szCs w:val="22"/>
+                <w:lang w:val="en-US" w:eastAsia="en-US" w:bidi="ar-SA"/>
+              </w:rPr>
+            </w:pPr>
+            <w:r>
+              <w:rPr>
+                <w:rFonts w:eastAsia="ＭＳ 明朝" w:cs=""/>
+                <w:kern w:val="0"/>
+                <w:sz w:val="22"/>
                 <w:szCs w:val="22"/>
                 <w:lang w:val="en-US" w:eastAsia="en-US" w:bidi="ar-SA"/>
               </w:rPr>
@@ -510,7 +731,7 @@
         </w:tc>
         <w:tc>
           <w:tcPr>
-            <w:tcW w:w="4824" w:type="dxa"/>
+            <w:tcW w:w="4320" w:type="dxa"/>
             <w:tcBorders/>
           </w:tcPr>
           <w:p>
@@ -520,8 +741,9 @@
               <w:spacing w:lineRule="auto" w:line="240" w:before="0" w:after="0"/>
               <w:jc w:val="start"/>
               <w:rPr>
-                <w:rFonts w:eastAsia="ＭＳ 明朝" w:cs=""/>
+                <w:rFonts w:ascii="Cambria" w:hAnsi="Cambria" w:eastAsia="ＭＳ 明朝" w:cs=""/>
                 <w:kern w:val="0"/>
+                <w:sz w:val="22"/>
                 <w:szCs w:val="22"/>
                 <w:lang w:val="en-US" w:eastAsia="en-US" w:bidi="ar-SA"/>
               </w:rPr>
@@ -530,6 +752,7 @@
               <w:rPr>
                 <w:rFonts w:eastAsia="ＭＳ 明朝" w:cs=""/>
                 <w:kern w:val="0"/>
+                <w:sz w:val="22"/>
                 <w:szCs w:val="22"/>
                 <w:lang w:val="en-US" w:eastAsia="en-US" w:bidi="ar-SA"/>
               </w:rPr>
@@ -551,65 +774,83 @@
     <w:p>
       <w:pPr>
         <w:pStyle w:val="Normal"/>
-        <w:spacing w:before="0" w:after="160"/>
-        <w:ind w:start="360"/>
+        <w:ind w:start="432"/>
         <w:rPr/>
       </w:pPr>
       <w:r>
         <w:rPr>
           <w:b/>
-          <w:i/>
-          <w:color w:val="444444"/>
         </w:rPr>
         <w:t>Status:</w:t>
       </w:r>
       <w:r>
-        <w:rPr>
-          <w:i/>
-          <w:color w:val="444444"/>
-        </w:rPr>
-        <w:t xml:space="preserve"> This is an invitation to join the founding team and a summary of proposed terms. It is not a shareholders' agreement, not an employment contract, and not legal advice. It becomes binding only when superseded by the executed Founders' Shareholders' Agreement (Kenyan law) that all founders will sign together.</w:t>
+        <w:rPr/>
+        <w:t xml:space="preserve"> This is an invitation to join the founding team and a summary of proposed</w:t>
       </w:r>
     </w:p>
     <w:p>
       <w:pPr>
         <w:pStyle w:val="Normal"/>
-        <w:pBdr>
-          <w:bottom w:val="single" w:sz="6" w:space="0" w:color="BBBBBB"/>
-        </w:pBdr>
-        <w:spacing w:before="80" w:after="200"/>
-        <w:rPr/>
-      </w:pPr>
-      <w:r>
-        <w:rPr/>
+        <w:ind w:start="432"/>
+        <w:rPr/>
+      </w:pPr>
+      <w:r>
+        <w:rPr/>
+        <w:t>terms. It is not a shareholders' agreement, not an employment contract, and not legal</w:t>
       </w:r>
     </w:p>
     <w:p>
       <w:pPr>
-        <w:pStyle w:val="Heading2"/>
-        <w:rPr/>
-      </w:pPr>
-      <w:r>
-        <w:rPr>
-          <w:color w:val="1A1A1A"/>
-        </w:rPr>
-        <w:t>Founding team &amp; ownership</w:t>
+        <w:pStyle w:val="Normal"/>
+        <w:ind w:start="432"/>
+        <w:rPr/>
+      </w:pPr>
+      <w:r>
+        <w:rPr/>
+        <w:t>advice. It becomes binding only when superseded by the executed Founders' Shareholders'</w:t>
       </w:r>
     </w:p>
     <w:p>
       <w:pPr>
         <w:pStyle w:val="Normal"/>
-        <w:rPr/>
-      </w:pPr>
-      <w:r>
-        <w:rPr/>
-        <w:t>The founding team holds 97% of BuddyUp Ltd. at incorporation, split as follows:</w:t>
+        <w:ind w:start="432"/>
+        <w:rPr/>
+      </w:pPr>
+      <w:r>
+        <w:rPr/>
+        <w:t>Agreement (Kenyan law) that all founders will sign together.</w:t>
+      </w:r>
+    </w:p>
+    <w:p>
+      <w:pPr>
+        <w:pStyle w:val="Heading2"/>
+        <w:rPr/>
+      </w:pPr>
+      <w:r>
+        <w:rPr/>
+        <w:t>Founding team &amp; ownership</w:t>
+        <w:br/>
+        <w:t>The founding team holds 80% of BuddyUp Ltd. at incorporation, with a 20%</w:t>
+        <w:br/>
+        <w:t>unallocated reserve for future hires and the option pool. All five founder</w:t>
+        <w:br/>
+        <w:t xml:space="preserve">seats hold an </w:t>
+      </w:r>
+      <w:r>
+        <w:rPr>
+          <w:b/>
+        </w:rPr>
+        <w:t>equal 16%</w:t>
+      </w:r>
+      <w:r>
+        <w:rPr/>
+        <w:t xml:space="preserve">  split as follows:</w:t>
       </w:r>
     </w:p>
     <w:tbl>
       <w:tblPr>
-        <w:tblStyle w:val="LightGrid-Accent1"/>
-        <w:tblW w:w="9648" w:type="dxa"/>
+        <w:tblStyle w:val="TableGrid"/>
+        <w:tblW w:w="8640" w:type="dxa"/>
         <w:jc w:val="start"/>
         <w:tblInd w:w="0" w:type="dxa"/>
         <w:tblLayout w:type="fixed"/>
@@ -622,18 +863,16 @@
         <w:tblLook w:noHBand="0" w:noVBand="1" w:firstColumn="1" w:lastRow="0" w:lastColumn="0" w:firstRow="1" w:val="04a0"/>
       </w:tblPr>
       <w:tblGrid>
-        <w:gridCol w:w="3216"/>
-        <w:gridCol w:w="3216"/>
-        <w:gridCol w:w="3216"/>
+        <w:gridCol w:w="2880"/>
+        <w:gridCol w:w="2880"/>
+        <w:gridCol w:w="2880"/>
       </w:tblGrid>
       <w:tr>
         <w:trPr/>
         <w:tc>
           <w:tcPr>
-            <w:tcW w:w="3216" w:type="dxa"/>
-            <w:tcBorders>
-              <w:bottom w:val="single" w:sz="18" w:space="0" w:color="4F81BD"/>
-            </w:tcBorders>
+            <w:tcW w:w="2880" w:type="dxa"/>
+            <w:tcBorders/>
           </w:tcPr>
           <w:p>
             <w:pPr>
@@ -642,20 +881,19 @@
               <w:spacing w:lineRule="auto" w:line="240" w:before="0" w:after="0"/>
               <w:jc w:val="start"/>
               <w:rPr>
-                <w:rFonts w:eastAsia="ＭＳ ゴシック" w:cs=""/>
-                <w:b/>
-                <w:bCs/>
+                <w:rFonts w:ascii="Cambria" w:hAnsi="Cambria" w:eastAsia="ＭＳ 明朝" w:cs=""/>
                 <w:kern w:val="0"/>
+                <w:sz w:val="22"/>
                 <w:szCs w:val="22"/>
                 <w:lang w:val="en-US" w:eastAsia="en-US" w:bidi="ar-SA"/>
               </w:rPr>
             </w:pPr>
             <w:r>
               <w:rPr>
-                <w:rFonts w:eastAsia="ＭＳ ゴシック" w:cs=""/>
+                <w:rFonts w:eastAsia="ＭＳ 明朝" w:cs=""/>
                 <w:b/>
-                <w:bCs/>
                 <w:kern w:val="0"/>
+                <w:sz w:val="22"/>
                 <w:szCs w:val="22"/>
                 <w:lang w:val="en-US" w:eastAsia="en-US" w:bidi="ar-SA"/>
               </w:rPr>
@@ -665,10 +903,8 @@
         </w:tc>
         <w:tc>
           <w:tcPr>
-            <w:tcW w:w="3216" w:type="dxa"/>
-            <w:tcBorders>
-              <w:bottom w:val="single" w:sz="18" w:space="0" w:color="4F81BD"/>
-            </w:tcBorders>
+            <w:tcW w:w="2880" w:type="dxa"/>
+            <w:tcBorders/>
           </w:tcPr>
           <w:p>
             <w:pPr>
@@ -677,20 +913,19 @@
               <w:spacing w:lineRule="auto" w:line="240" w:before="0" w:after="0"/>
               <w:jc w:val="start"/>
               <w:rPr>
-                <w:rFonts w:eastAsia="ＭＳ ゴシック" w:cs=""/>
-                <w:b/>
-                <w:bCs/>
+                <w:rFonts w:ascii="Cambria" w:hAnsi="Cambria" w:eastAsia="ＭＳ 明朝" w:cs=""/>
                 <w:kern w:val="0"/>
+                <w:sz w:val="22"/>
                 <w:szCs w:val="22"/>
                 <w:lang w:val="en-US" w:eastAsia="en-US" w:bidi="ar-SA"/>
               </w:rPr>
             </w:pPr>
             <w:r>
               <w:rPr>
-                <w:rFonts w:eastAsia="ＭＳ ゴシック" w:cs=""/>
+                <w:rFonts w:eastAsia="ＭＳ 明朝" w:cs=""/>
                 <w:b/>
-                <w:bCs/>
                 <w:kern w:val="0"/>
+                <w:sz w:val="22"/>
                 <w:szCs w:val="22"/>
                 <w:lang w:val="en-US" w:eastAsia="en-US" w:bidi="ar-SA"/>
               </w:rPr>
@@ -700,10 +935,8 @@
         </w:tc>
         <w:tc>
           <w:tcPr>
-            <w:tcW w:w="3216" w:type="dxa"/>
-            <w:tcBorders>
-              <w:bottom w:val="single" w:sz="18" w:space="0" w:color="4F81BD"/>
-            </w:tcBorders>
+            <w:tcW w:w="2880" w:type="dxa"/>
+            <w:tcBorders/>
           </w:tcPr>
           <w:p>
             <w:pPr>
@@ -712,20 +945,19 @@
               <w:spacing w:lineRule="auto" w:line="240" w:before="0" w:after="0"/>
               <w:jc w:val="start"/>
               <w:rPr>
-                <w:rFonts w:eastAsia="ＭＳ ゴシック" w:cs=""/>
-                <w:b/>
-                <w:bCs/>
+                <w:rFonts w:ascii="Cambria" w:hAnsi="Cambria" w:eastAsia="ＭＳ 明朝" w:cs=""/>
                 <w:kern w:val="0"/>
+                <w:sz w:val="22"/>
                 <w:szCs w:val="22"/>
                 <w:lang w:val="en-US" w:eastAsia="en-US" w:bidi="ar-SA"/>
               </w:rPr>
             </w:pPr>
             <w:r>
               <w:rPr>
-                <w:rFonts w:eastAsia="ＭＳ ゴシック" w:cs=""/>
+                <w:rFonts w:eastAsia="ＭＳ 明朝" w:cs=""/>
                 <w:b/>
-                <w:bCs/>
                 <w:kern w:val="0"/>
+                <w:sz w:val="22"/>
                 <w:szCs w:val="22"/>
                 <w:lang w:val="en-US" w:eastAsia="en-US" w:bidi="ar-SA"/>
               </w:rPr>
@@ -738,9 +970,8 @@
         <w:trPr/>
         <w:tc>
           <w:tcPr>
-            <w:tcW w:w="3216" w:type="dxa"/>
+            <w:tcW w:w="2880" w:type="dxa"/>
             <w:tcBorders/>
-            <w:shd w:color="auto" w:fill="D3DFEE" w:themeFill="accent1" w:themeFillTint="3f" w:val="clear"/>
           </w:tcPr>
           <w:p>
             <w:pPr>
@@ -749,20 +980,18 @@
               <w:spacing w:lineRule="auto" w:line="240" w:before="0" w:after="0"/>
               <w:jc w:val="start"/>
               <w:rPr>
-                <w:rFonts w:eastAsia="ＭＳ ゴシック" w:cs=""/>
-                <w:b/>
-                <w:bCs/>
+                <w:rFonts w:ascii="Cambria" w:hAnsi="Cambria" w:eastAsia="ＭＳ 明朝" w:cs=""/>
                 <w:kern w:val="0"/>
+                <w:sz w:val="22"/>
                 <w:szCs w:val="22"/>
                 <w:lang w:val="en-US" w:eastAsia="en-US" w:bidi="ar-SA"/>
               </w:rPr>
             </w:pPr>
             <w:r>
               <w:rPr>
-                <w:rFonts w:eastAsia="ＭＳ ゴシック" w:cs=""/>
-                <w:b/>
-                <w:bCs/>
+                <w:rFonts w:eastAsia="ＭＳ 明朝" w:cs=""/>
                 <w:kern w:val="0"/>
+                <w:sz w:val="22"/>
                 <w:szCs w:val="22"/>
                 <w:lang w:val="en-US" w:eastAsia="en-US" w:bidi="ar-SA"/>
               </w:rPr>
@@ -772,9 +1001,8 @@
         </w:tc>
         <w:tc>
           <w:tcPr>
-            <w:tcW w:w="3216" w:type="dxa"/>
+            <w:tcW w:w="2880" w:type="dxa"/>
             <w:tcBorders/>
-            <w:shd w:color="auto" w:fill="D3DFEE" w:themeFill="accent1" w:themeFillTint="3f" w:val="clear"/>
           </w:tcPr>
           <w:p>
             <w:pPr>
@@ -783,8 +1011,9 @@
               <w:spacing w:lineRule="auto" w:line="240" w:before="0" w:after="0"/>
               <w:jc w:val="start"/>
               <w:rPr>
-                <w:rFonts w:eastAsia="ＭＳ 明朝" w:cs=""/>
+                <w:rFonts w:ascii="Cambria" w:hAnsi="Cambria" w:eastAsia="ＭＳ 明朝" w:cs=""/>
                 <w:kern w:val="0"/>
+                <w:sz w:val="22"/>
                 <w:szCs w:val="22"/>
                 <w:lang w:val="en-US" w:eastAsia="en-US" w:bidi="ar-SA"/>
               </w:rPr>
@@ -793,6 +1022,7 @@
               <w:rPr>
                 <w:rFonts w:eastAsia="ＭＳ 明朝" w:cs=""/>
                 <w:kern w:val="0"/>
+                <w:sz w:val="22"/>
                 <w:szCs w:val="22"/>
                 <w:lang w:val="en-US" w:eastAsia="en-US" w:bidi="ar-SA"/>
               </w:rPr>
@@ -802,9 +1032,8 @@
         </w:tc>
         <w:tc>
           <w:tcPr>
-            <w:tcW w:w="3216" w:type="dxa"/>
+            <w:tcW w:w="2880" w:type="dxa"/>
             <w:tcBorders/>
-            <w:shd w:color="auto" w:fill="D3DFEE" w:themeFill="accent1" w:themeFillTint="3f" w:val="clear"/>
           </w:tcPr>
           <w:p>
             <w:pPr>
@@ -813,8 +1042,9 @@
               <w:spacing w:lineRule="auto" w:line="240" w:before="0" w:after="0"/>
               <w:jc w:val="start"/>
               <w:rPr>
-                <w:rFonts w:eastAsia="ＭＳ 明朝" w:cs=""/>
+                <w:rFonts w:ascii="Cambria" w:hAnsi="Cambria" w:eastAsia="ＭＳ 明朝" w:cs=""/>
                 <w:kern w:val="0"/>
+                <w:sz w:val="22"/>
                 <w:szCs w:val="22"/>
                 <w:lang w:val="en-US" w:eastAsia="en-US" w:bidi="ar-SA"/>
               </w:rPr>
@@ -824,10 +1054,11 @@
                 <w:rFonts w:eastAsia="ＭＳ 明朝" w:cs=""/>
                 <w:b/>
                 <w:kern w:val="0"/>
+                <w:sz w:val="22"/>
                 <w:szCs w:val="22"/>
                 <w:lang w:val="en-US" w:eastAsia="en-US" w:bidi="ar-SA"/>
               </w:rPr>
-              <w:t>21%</w:t>
+              <w:t>16%</w:t>
             </w:r>
           </w:p>
         </w:tc>
@@ -836,7 +1067,7 @@
         <w:trPr/>
         <w:tc>
           <w:tcPr>
-            <w:tcW w:w="3216" w:type="dxa"/>
+            <w:tcW w:w="2880" w:type="dxa"/>
             <w:tcBorders/>
           </w:tcPr>
           <w:p>
@@ -846,20 +1077,18 @@
               <w:spacing w:lineRule="auto" w:line="240" w:before="0" w:after="0"/>
               <w:jc w:val="start"/>
               <w:rPr>
-                <w:rFonts w:eastAsia="ＭＳ ゴシック" w:cs=""/>
-                <w:b/>
-                <w:bCs/>
+                <w:rFonts w:ascii="Cambria" w:hAnsi="Cambria" w:eastAsia="ＭＳ 明朝" w:cs=""/>
                 <w:kern w:val="0"/>
+                <w:sz w:val="22"/>
                 <w:szCs w:val="22"/>
                 <w:lang w:val="en-US" w:eastAsia="en-US" w:bidi="ar-SA"/>
               </w:rPr>
             </w:pPr>
             <w:r>
               <w:rPr>
-                <w:rFonts w:eastAsia="ＭＳ ゴシック" w:cs=""/>
-                <w:b/>
-                <w:bCs/>
+                <w:rFonts w:eastAsia="ＭＳ 明朝" w:cs=""/>
                 <w:kern w:val="0"/>
+                <w:sz w:val="22"/>
                 <w:szCs w:val="22"/>
                 <w:lang w:val="en-US" w:eastAsia="en-US" w:bidi="ar-SA"/>
               </w:rPr>
@@ -869,7 +1098,7 @@
         </w:tc>
         <w:tc>
           <w:tcPr>
-            <w:tcW w:w="3216" w:type="dxa"/>
+            <w:tcW w:w="2880" w:type="dxa"/>
             <w:tcBorders/>
           </w:tcPr>
           <w:p>
@@ -879,8 +1108,9 @@
               <w:spacing w:lineRule="auto" w:line="240" w:before="0" w:after="0"/>
               <w:jc w:val="start"/>
               <w:rPr>
-                <w:rFonts w:eastAsia="ＭＳ 明朝" w:cs=""/>
+                <w:rFonts w:ascii="Cambria" w:hAnsi="Cambria" w:eastAsia="ＭＳ 明朝" w:cs=""/>
                 <w:kern w:val="0"/>
+                <w:sz w:val="22"/>
                 <w:szCs w:val="22"/>
                 <w:lang w:val="en-US" w:eastAsia="en-US" w:bidi="ar-SA"/>
               </w:rPr>
@@ -890,6 +1120,7 @@
                 <w:rFonts w:eastAsia="ＭＳ 明朝" w:cs=""/>
                 <w:i/>
                 <w:kern w:val="0"/>
+                <w:sz w:val="22"/>
                 <w:szCs w:val="22"/>
                 <w:lang w:val="en-US" w:eastAsia="en-US" w:bidi="ar-SA"/>
               </w:rPr>
@@ -899,7 +1130,7 @@
         </w:tc>
         <w:tc>
           <w:tcPr>
-            <w:tcW w:w="3216" w:type="dxa"/>
+            <w:tcW w:w="2880" w:type="dxa"/>
             <w:tcBorders/>
           </w:tcPr>
           <w:p>
@@ -909,8 +1140,9 @@
               <w:spacing w:lineRule="auto" w:line="240" w:before="0" w:after="0"/>
               <w:jc w:val="start"/>
               <w:rPr>
-                <w:rFonts w:eastAsia="ＭＳ 明朝" w:cs=""/>
+                <w:rFonts w:ascii="Cambria" w:hAnsi="Cambria" w:eastAsia="ＭＳ 明朝" w:cs=""/>
                 <w:kern w:val="0"/>
+                <w:sz w:val="22"/>
                 <w:szCs w:val="22"/>
                 <w:lang w:val="en-US" w:eastAsia="en-US" w:bidi="ar-SA"/>
               </w:rPr>
@@ -920,10 +1152,11 @@
                 <w:rFonts w:eastAsia="ＭＳ 明朝" w:cs=""/>
                 <w:b/>
                 <w:kern w:val="0"/>
+                <w:sz w:val="22"/>
                 <w:szCs w:val="22"/>
                 <w:lang w:val="en-US" w:eastAsia="en-US" w:bidi="ar-SA"/>
               </w:rPr>
-              <w:t>19%</w:t>
+              <w:t>16%</w:t>
             </w:r>
           </w:p>
         </w:tc>
@@ -932,9 +1165,8 @@
         <w:trPr/>
         <w:tc>
           <w:tcPr>
-            <w:tcW w:w="3216" w:type="dxa"/>
+            <w:tcW w:w="2880" w:type="dxa"/>
             <w:tcBorders/>
-            <w:shd w:color="auto" w:fill="D3DFEE" w:themeFill="accent1" w:themeFillTint="3f" w:val="clear"/>
           </w:tcPr>
           <w:p>
             <w:pPr>
@@ -943,20 +1175,18 @@
               <w:spacing w:lineRule="auto" w:line="240" w:before="0" w:after="0"/>
               <w:jc w:val="start"/>
               <w:rPr>
-                <w:rFonts w:eastAsia="ＭＳ ゴシック" w:cs=""/>
-                <w:b/>
-                <w:bCs/>
+                <w:rFonts w:ascii="Cambria" w:hAnsi="Cambria" w:eastAsia="ＭＳ 明朝" w:cs=""/>
                 <w:kern w:val="0"/>
+                <w:sz w:val="22"/>
                 <w:szCs w:val="22"/>
                 <w:lang w:val="en-US" w:eastAsia="en-US" w:bidi="ar-SA"/>
               </w:rPr>
             </w:pPr>
             <w:r>
               <w:rPr>
-                <w:rFonts w:eastAsia="ＭＳ ゴシック" w:cs=""/>
-                <w:b/>
-                <w:bCs/>
+                <w:rFonts w:eastAsia="ＭＳ 明朝" w:cs=""/>
                 <w:kern w:val="0"/>
+                <w:sz w:val="22"/>
                 <w:szCs w:val="22"/>
                 <w:lang w:val="en-US" w:eastAsia="en-US" w:bidi="ar-SA"/>
               </w:rPr>
@@ -966,79 +1196,7 @@
         </w:tc>
         <w:tc>
           <w:tcPr>
-            <w:tcW w:w="3216" w:type="dxa"/>
-            <w:tcBorders/>
-            <w:shd w:color="auto" w:fill="D3DFEE" w:themeFill="accent1" w:themeFillTint="3f" w:val="clear"/>
-          </w:tcPr>
-          <w:p>
-            <w:pPr>
-              <w:pStyle w:val="Normal"/>
-              <w:widowControl/>
-              <w:spacing w:lineRule="auto" w:line="240" w:before="0" w:after="0"/>
-              <w:jc w:val="start"/>
-              <w:rPr>
-                <w:rFonts w:eastAsia="ＭＳ 明朝" w:cs=""/>
-                <w:kern w:val="0"/>
-                <w:szCs w:val="22"/>
-                <w:lang w:val="en-US" w:eastAsia="en-US" w:bidi="ar-SA"/>
-              </w:rPr>
-            </w:pPr>
-            <w:r>
-              <w:rPr>
-                <w:rFonts w:eastAsia="ＭＳ 明朝" w:cs=""/>
-                <w:kern w:val="0"/>
-                <w:szCs w:val="22"/>
-                <w:lang w:val="en-US" w:eastAsia="en-US" w:bidi="ar-SA"/>
-              </w:rPr>
-              <w:t xml:space="preserve">[●]- </w:t>
-            </w:r>
-            <w:r>
-              <w:rPr>
-                <w:rFonts w:eastAsia="ＭＳ 明朝" w:cs=""/>
-                <w:kern w:val="0"/>
-                <w:szCs w:val="22"/>
-                <w:lang w:val="en-US" w:eastAsia="en-US" w:bidi="ar-SA"/>
-              </w:rPr>
-              <w:t>Not yet decide</w:t>
-            </w:r>
-          </w:p>
-        </w:tc>
-        <w:tc>
-          <w:tcPr>
-            <w:tcW w:w="3216" w:type="dxa"/>
-            <w:tcBorders/>
-            <w:shd w:color="auto" w:fill="D3DFEE" w:themeFill="accent1" w:themeFillTint="3f" w:val="clear"/>
-          </w:tcPr>
-          <w:p>
-            <w:pPr>
-              <w:pStyle w:val="Normal"/>
-              <w:widowControl/>
-              <w:spacing w:lineRule="auto" w:line="240" w:before="0" w:after="0"/>
-              <w:jc w:val="start"/>
-              <w:rPr>
-                <w:rFonts w:eastAsia="ＭＳ 明朝" w:cs=""/>
-                <w:kern w:val="0"/>
-                <w:szCs w:val="22"/>
-                <w:lang w:val="en-US" w:eastAsia="en-US" w:bidi="ar-SA"/>
-              </w:rPr>
-            </w:pPr>
-            <w:r>
-              <w:rPr>
-                <w:rFonts w:eastAsia="ＭＳ 明朝" w:cs=""/>
-                <w:kern w:val="0"/>
-                <w:szCs w:val="22"/>
-                <w:lang w:val="en-US" w:eastAsia="en-US" w:bidi="ar-SA"/>
-              </w:rPr>
-              <w:t>19%</w:t>
-            </w:r>
-          </w:p>
-        </w:tc>
-      </w:tr>
-      <w:tr>
-        <w:trPr/>
-        <w:tc>
-          <w:tcPr>
-            <w:tcW w:w="3216" w:type="dxa"/>
+            <w:tcW w:w="2880" w:type="dxa"/>
             <w:tcBorders/>
           </w:tcPr>
           <w:p>
@@ -1048,20 +1206,83 @@
               <w:spacing w:lineRule="auto" w:line="240" w:before="0" w:after="0"/>
               <w:jc w:val="start"/>
               <w:rPr>
-                <w:rFonts w:eastAsia="ＭＳ ゴシック" w:cs=""/>
-                <w:b/>
-                <w:bCs/>
+                <w:rFonts w:ascii="Cambria" w:hAnsi="Cambria" w:eastAsia="ＭＳ 明朝" w:cs=""/>
                 <w:kern w:val="0"/>
+                <w:sz w:val="22"/>
                 <w:szCs w:val="22"/>
                 <w:lang w:val="en-US" w:eastAsia="en-US" w:bidi="ar-SA"/>
               </w:rPr>
             </w:pPr>
             <w:r>
               <w:rPr>
-                <w:rFonts w:eastAsia="ＭＳ ゴシック" w:cs=""/>
-                <w:b/>
-                <w:bCs/>
+                <w:rFonts w:eastAsia="ＭＳ 明朝" w:cs=""/>
                 <w:kern w:val="0"/>
+                <w:sz w:val="22"/>
+                <w:szCs w:val="22"/>
+                <w:lang w:val="en-US" w:eastAsia="en-US" w:bidi="ar-SA"/>
+              </w:rPr>
+              <w:t>[●]</w:t>
+            </w:r>
+          </w:p>
+        </w:tc>
+        <w:tc>
+          <w:tcPr>
+            <w:tcW w:w="2880" w:type="dxa"/>
+            <w:tcBorders/>
+          </w:tcPr>
+          <w:p>
+            <w:pPr>
+              <w:pStyle w:val="Normal"/>
+              <w:widowControl/>
+              <w:spacing w:lineRule="auto" w:line="240" w:before="0" w:after="0"/>
+              <w:jc w:val="start"/>
+              <w:rPr>
+                <w:rFonts w:ascii="Cambria" w:hAnsi="Cambria" w:eastAsia="ＭＳ 明朝" w:cs=""/>
+                <w:kern w:val="0"/>
+                <w:sz w:val="22"/>
+                <w:szCs w:val="22"/>
+                <w:lang w:val="en-US" w:eastAsia="en-US" w:bidi="ar-SA"/>
+              </w:rPr>
+            </w:pPr>
+            <w:r>
+              <w:rPr>
+                <w:rFonts w:eastAsia="ＭＳ 明朝" w:cs=""/>
+                <w:kern w:val="0"/>
+                <w:sz w:val="22"/>
+                <w:szCs w:val="22"/>
+                <w:lang w:val="en-US" w:eastAsia="en-US" w:bidi="ar-SA"/>
+              </w:rPr>
+              <w:t>16%</w:t>
+            </w:r>
+          </w:p>
+        </w:tc>
+      </w:tr>
+      <w:tr>
+        <w:trPr/>
+        <w:tc>
+          <w:tcPr>
+            <w:tcW w:w="2880" w:type="dxa"/>
+            <w:tcBorders/>
+          </w:tcPr>
+          <w:p>
+            <w:pPr>
+              <w:pStyle w:val="Normal"/>
+              <w:widowControl/>
+              <w:spacing w:lineRule="auto" w:line="240" w:before="0" w:after="0"/>
+              <w:jc w:val="start"/>
+              <w:rPr>
+                <w:rFonts w:ascii="Cambria" w:hAnsi="Cambria" w:eastAsia="ＭＳ 明朝" w:cs=""/>
+                <w:kern w:val="0"/>
+                <w:sz w:val="22"/>
+                <w:szCs w:val="22"/>
+                <w:lang w:val="en-US" w:eastAsia="en-US" w:bidi="ar-SA"/>
+              </w:rPr>
+            </w:pPr>
+            <w:r>
+              <w:rPr>
+                <w:rFonts w:eastAsia="ＭＳ 明朝" w:cs=""/>
+                <w:kern w:val="0"/>
+                <w:sz w:val="22"/>
                 <w:szCs w:val="22"/>
                 <w:lang w:val="en-US" w:eastAsia="en-US" w:bidi="ar-SA"/>
               </w:rPr>
@@ -1071,7 +1292,7 @@
         </w:tc>
         <w:tc>
           <w:tcPr>
-            <w:tcW w:w="3216" w:type="dxa"/>
+            <w:tcW w:w="2880" w:type="dxa"/>
             <w:tcBorders/>
           </w:tcPr>
           <w:p>
@@ -1081,8 +1302,9 @@
               <w:spacing w:lineRule="auto" w:line="240" w:before="0" w:after="0"/>
               <w:jc w:val="start"/>
               <w:rPr>
-                <w:rFonts w:eastAsia="ＭＳ 明朝" w:cs=""/>
+                <w:rFonts w:ascii="Cambria" w:hAnsi="Cambria" w:eastAsia="ＭＳ 明朝" w:cs=""/>
                 <w:kern w:val="0"/>
+                <w:sz w:val="22"/>
                 <w:szCs w:val="22"/>
                 <w:lang w:val="en-US" w:eastAsia="en-US" w:bidi="ar-SA"/>
               </w:rPr>
@@ -1091,25 +1313,17 @@
               <w:rPr>
                 <w:rFonts w:eastAsia="ＭＳ 明朝" w:cs=""/>
                 <w:kern w:val="0"/>
+                <w:sz w:val="22"/>
                 <w:szCs w:val="22"/>
                 <w:lang w:val="en-US" w:eastAsia="en-US" w:bidi="ar-SA"/>
               </w:rPr>
-              <w:t xml:space="preserve">[●]- </w:t>
-            </w:r>
-            <w:r>
-              <w:rPr>
-                <w:rFonts w:eastAsia="ＭＳ 明朝" w:cs=""/>
-                <w:kern w:val="0"/>
-                <w:szCs w:val="22"/>
-                <w:lang w:val="en-US" w:eastAsia="en-US" w:bidi="ar-SA"/>
-              </w:rPr>
-              <w:t>Not yet decide</w:t>
+              <w:t>[●]</w:t>
             </w:r>
           </w:p>
         </w:tc>
         <w:tc>
           <w:tcPr>
-            <w:tcW w:w="3216" w:type="dxa"/>
+            <w:tcW w:w="2880" w:type="dxa"/>
             <w:tcBorders/>
           </w:tcPr>
           <w:p>
@@ -1119,8 +1333,9 @@
               <w:spacing w:lineRule="auto" w:line="240" w:before="0" w:after="0"/>
               <w:jc w:val="start"/>
               <w:rPr>
-                <w:rFonts w:eastAsia="ＭＳ 明朝" w:cs=""/>
+                <w:rFonts w:ascii="Cambria" w:hAnsi="Cambria" w:eastAsia="ＭＳ 明朝" w:cs=""/>
                 <w:kern w:val="0"/>
+                <w:sz w:val="22"/>
                 <w:szCs w:val="22"/>
                 <w:lang w:val="en-US" w:eastAsia="en-US" w:bidi="ar-SA"/>
               </w:rPr>
@@ -1129,10 +1344,11 @@
               <w:rPr>
                 <w:rFonts w:eastAsia="ＭＳ 明朝" w:cs=""/>
                 <w:kern w:val="0"/>
+                <w:sz w:val="22"/>
                 <w:szCs w:val="22"/>
                 <w:lang w:val="en-US" w:eastAsia="en-US" w:bidi="ar-SA"/>
               </w:rPr>
-              <w:t>19%</w:t>
+              <w:t>16%</w:t>
             </w:r>
           </w:p>
         </w:tc>
@@ -1141,9 +1357,8 @@
         <w:trPr/>
         <w:tc>
           <w:tcPr>
-            <w:tcW w:w="3216" w:type="dxa"/>
+            <w:tcW w:w="2880" w:type="dxa"/>
             <w:tcBorders/>
-            <w:shd w:color="auto" w:fill="D3DFEE" w:themeFill="accent1" w:themeFillTint="3f" w:val="clear"/>
           </w:tcPr>
           <w:p>
             <w:pPr>
@@ -1152,20 +1367,18 @@
               <w:spacing w:lineRule="auto" w:line="240" w:before="0" w:after="0"/>
               <w:jc w:val="start"/>
               <w:rPr>
-                <w:rFonts w:eastAsia="ＭＳ ゴシック" w:cs=""/>
-                <w:b/>
-                <w:bCs/>
+                <w:rFonts w:ascii="Cambria" w:hAnsi="Cambria" w:eastAsia="ＭＳ 明朝" w:cs=""/>
                 <w:kern w:val="0"/>
+                <w:sz w:val="22"/>
                 <w:szCs w:val="22"/>
                 <w:lang w:val="en-US" w:eastAsia="en-US" w:bidi="ar-SA"/>
               </w:rPr>
             </w:pPr>
             <w:r>
               <w:rPr>
-                <w:rFonts w:eastAsia="ＭＳ ゴシック" w:cs=""/>
-                <w:b/>
-                <w:bCs/>
+                <w:rFonts w:eastAsia="ＭＳ 明朝" w:cs=""/>
                 <w:kern w:val="0"/>
+                <w:sz w:val="22"/>
                 <w:szCs w:val="22"/>
                 <w:lang w:val="en-US" w:eastAsia="en-US" w:bidi="ar-SA"/>
               </w:rPr>
@@ -1175,79 +1388,7 @@
         </w:tc>
         <w:tc>
           <w:tcPr>
-            <w:tcW w:w="3216" w:type="dxa"/>
-            <w:tcBorders/>
-            <w:shd w:color="auto" w:fill="D3DFEE" w:themeFill="accent1" w:themeFillTint="3f" w:val="clear"/>
-          </w:tcPr>
-          <w:p>
-            <w:pPr>
-              <w:pStyle w:val="Normal"/>
-              <w:widowControl/>
-              <w:spacing w:lineRule="auto" w:line="240" w:before="0" w:after="0"/>
-              <w:jc w:val="start"/>
-              <w:rPr>
-                <w:rFonts w:eastAsia="ＭＳ 明朝" w:cs=""/>
-                <w:kern w:val="0"/>
-                <w:szCs w:val="22"/>
-                <w:lang w:val="en-US" w:eastAsia="en-US" w:bidi="ar-SA"/>
-              </w:rPr>
-            </w:pPr>
-            <w:r>
-              <w:rPr>
-                <w:rFonts w:eastAsia="ＭＳ 明朝" w:cs=""/>
-                <w:kern w:val="0"/>
-                <w:szCs w:val="22"/>
-                <w:lang w:val="en-US" w:eastAsia="en-US" w:bidi="ar-SA"/>
-              </w:rPr>
-              <w:t xml:space="preserve">[●]- </w:t>
-            </w:r>
-            <w:r>
-              <w:rPr>
-                <w:rFonts w:eastAsia="ＭＳ 明朝" w:cs=""/>
-                <w:kern w:val="0"/>
-                <w:szCs w:val="22"/>
-                <w:lang w:val="en-US" w:eastAsia="en-US" w:bidi="ar-SA"/>
-              </w:rPr>
-              <w:t>Not yet decide</w:t>
-            </w:r>
-          </w:p>
-        </w:tc>
-        <w:tc>
-          <w:tcPr>
-            <w:tcW w:w="3216" w:type="dxa"/>
-            <w:tcBorders/>
-            <w:shd w:color="auto" w:fill="D3DFEE" w:themeFill="accent1" w:themeFillTint="3f" w:val="clear"/>
-          </w:tcPr>
-          <w:p>
-            <w:pPr>
-              <w:pStyle w:val="Normal"/>
-              <w:widowControl/>
-              <w:spacing w:lineRule="auto" w:line="240" w:before="0" w:after="0"/>
-              <w:jc w:val="start"/>
-              <w:rPr>
-                <w:rFonts w:eastAsia="ＭＳ 明朝" w:cs=""/>
-                <w:kern w:val="0"/>
-                <w:szCs w:val="22"/>
-                <w:lang w:val="en-US" w:eastAsia="en-US" w:bidi="ar-SA"/>
-              </w:rPr>
-            </w:pPr>
-            <w:r>
-              <w:rPr>
-                <w:rFonts w:eastAsia="ＭＳ 明朝" w:cs=""/>
-                <w:kern w:val="0"/>
-                <w:szCs w:val="22"/>
-                <w:lang w:val="en-US" w:eastAsia="en-US" w:bidi="ar-SA"/>
-              </w:rPr>
-              <w:t>19%</w:t>
-            </w:r>
-          </w:p>
-        </w:tc>
-      </w:tr>
-      <w:tr>
-        <w:trPr/>
-        <w:tc>
-          <w:tcPr>
-            <w:tcW w:w="3216" w:type="dxa"/>
+            <w:tcW w:w="2880" w:type="dxa"/>
             <w:tcBorders/>
           </w:tcPr>
           <w:p>
@@ -1257,20 +1398,83 @@
               <w:spacing w:lineRule="auto" w:line="240" w:before="0" w:after="0"/>
               <w:jc w:val="start"/>
               <w:rPr>
-                <w:rFonts w:eastAsia="ＭＳ ゴシック" w:cs=""/>
-                <w:b/>
-                <w:bCs/>
+                <w:rFonts w:ascii="Cambria" w:hAnsi="Cambria" w:eastAsia="ＭＳ 明朝" w:cs=""/>
                 <w:kern w:val="0"/>
+                <w:sz w:val="22"/>
                 <w:szCs w:val="22"/>
                 <w:lang w:val="en-US" w:eastAsia="en-US" w:bidi="ar-SA"/>
               </w:rPr>
             </w:pPr>
             <w:r>
               <w:rPr>
-                <w:rFonts w:eastAsia="ＭＳ ゴシック" w:cs=""/>
-                <w:b/>
-                <w:bCs/>
+                <w:rFonts w:eastAsia="ＭＳ 明朝" w:cs=""/>
                 <w:kern w:val="0"/>
+                <w:sz w:val="22"/>
+                <w:szCs w:val="22"/>
+                <w:lang w:val="en-US" w:eastAsia="en-US" w:bidi="ar-SA"/>
+              </w:rPr>
+              <w:t>[●]</w:t>
+            </w:r>
+          </w:p>
+        </w:tc>
+        <w:tc>
+          <w:tcPr>
+            <w:tcW w:w="2880" w:type="dxa"/>
+            <w:tcBorders/>
+          </w:tcPr>
+          <w:p>
+            <w:pPr>
+              <w:pStyle w:val="Normal"/>
+              <w:widowControl/>
+              <w:spacing w:lineRule="auto" w:line="240" w:before="0" w:after="0"/>
+              <w:jc w:val="start"/>
+              <w:rPr>
+                <w:rFonts w:ascii="Cambria" w:hAnsi="Cambria" w:eastAsia="ＭＳ 明朝" w:cs=""/>
+                <w:kern w:val="0"/>
+                <w:sz w:val="22"/>
+                <w:szCs w:val="22"/>
+                <w:lang w:val="en-US" w:eastAsia="en-US" w:bidi="ar-SA"/>
+              </w:rPr>
+            </w:pPr>
+            <w:r>
+              <w:rPr>
+                <w:rFonts w:eastAsia="ＭＳ 明朝" w:cs=""/>
+                <w:kern w:val="0"/>
+                <w:sz w:val="22"/>
+                <w:szCs w:val="22"/>
+                <w:lang w:val="en-US" w:eastAsia="en-US" w:bidi="ar-SA"/>
+              </w:rPr>
+              <w:t>16%</w:t>
+            </w:r>
+          </w:p>
+        </w:tc>
+      </w:tr>
+      <w:tr>
+        <w:trPr/>
+        <w:tc>
+          <w:tcPr>
+            <w:tcW w:w="2880" w:type="dxa"/>
+            <w:tcBorders/>
+          </w:tcPr>
+          <w:p>
+            <w:pPr>
+              <w:pStyle w:val="Normal"/>
+              <w:widowControl/>
+              <w:spacing w:lineRule="auto" w:line="240" w:before="0" w:after="0"/>
+              <w:jc w:val="start"/>
+              <w:rPr>
+                <w:rFonts w:ascii="Cambria" w:hAnsi="Cambria" w:eastAsia="ＭＳ 明朝" w:cs=""/>
+                <w:kern w:val="0"/>
+                <w:sz w:val="22"/>
+                <w:szCs w:val="22"/>
+                <w:lang w:val="en-US" w:eastAsia="en-US" w:bidi="ar-SA"/>
+              </w:rPr>
+            </w:pPr>
+            <w:r>
+              <w:rPr>
+                <w:rFonts w:eastAsia="ＭＳ 明朝" w:cs=""/>
+                <w:kern w:val="0"/>
+                <w:sz w:val="22"/>
                 <w:szCs w:val="22"/>
                 <w:lang w:val="en-US" w:eastAsia="en-US" w:bidi="ar-SA"/>
               </w:rPr>
@@ -1280,7 +1484,7 @@
         </w:tc>
         <w:tc>
           <w:tcPr>
-            <w:tcW w:w="3216" w:type="dxa"/>
+            <w:tcW w:w="2880" w:type="dxa"/>
             <w:tcBorders/>
           </w:tcPr>
           <w:p>
@@ -1290,8 +1494,9 @@
               <w:spacing w:lineRule="auto" w:line="240" w:before="0" w:after="0"/>
               <w:jc w:val="start"/>
               <w:rPr>
-                <w:rFonts w:eastAsia="ＭＳ 明朝" w:cs=""/>
+                <w:rFonts w:ascii="Cambria" w:hAnsi="Cambria" w:eastAsia="ＭＳ 明朝" w:cs=""/>
                 <w:kern w:val="0"/>
+                <w:sz w:val="22"/>
                 <w:szCs w:val="22"/>
                 <w:lang w:val="en-US" w:eastAsia="en-US" w:bidi="ar-SA"/>
               </w:rPr>
@@ -1300,6 +1505,7 @@
               <w:rPr>
                 <w:rFonts w:eastAsia="ＭＳ 明朝" w:cs=""/>
                 <w:kern w:val="0"/>
+                <w:sz w:val="22"/>
                 <w:szCs w:val="22"/>
                 <w:lang w:val="en-US" w:eastAsia="en-US" w:bidi="ar-SA"/>
               </w:rPr>
@@ -1309,7 +1515,7 @@
         </w:tc>
         <w:tc>
           <w:tcPr>
-            <w:tcW w:w="3216" w:type="dxa"/>
+            <w:tcW w:w="2880" w:type="dxa"/>
             <w:tcBorders/>
           </w:tcPr>
           <w:p>
@@ -1319,8 +1525,9 @@
               <w:spacing w:lineRule="auto" w:line="240" w:before="0" w:after="0"/>
               <w:jc w:val="start"/>
               <w:rPr>
-                <w:rFonts w:eastAsia="ＭＳ 明朝" w:cs=""/>
+                <w:rFonts w:ascii="Cambria" w:hAnsi="Cambria" w:eastAsia="ＭＳ 明朝" w:cs=""/>
                 <w:kern w:val="0"/>
+                <w:sz w:val="22"/>
                 <w:szCs w:val="22"/>
                 <w:lang w:val="en-US" w:eastAsia="en-US" w:bidi="ar-SA"/>
               </w:rPr>
@@ -1328,11 +1535,13 @@
             <w:r>
               <w:rPr>
                 <w:rFonts w:eastAsia="ＭＳ 明朝" w:cs=""/>
+                <w:b/>
                 <w:kern w:val="0"/>
+                <w:sz w:val="22"/>
                 <w:szCs w:val="22"/>
                 <w:lang w:val="en-US" w:eastAsia="en-US" w:bidi="ar-SA"/>
               </w:rPr>
-              <w:t>3%</w:t>
+              <w:t>20%</w:t>
             </w:r>
           </w:p>
         </w:tc>
@@ -1341,9 +1550,8 @@
         <w:trPr/>
         <w:tc>
           <w:tcPr>
-            <w:tcW w:w="3216" w:type="dxa"/>
+            <w:tcW w:w="2880" w:type="dxa"/>
             <w:tcBorders/>
-            <w:shd w:color="auto" w:fill="D3DFEE" w:themeFill="accent1" w:themeFillTint="3f" w:val="clear"/>
           </w:tcPr>
           <w:p>
             <w:pPr>
@@ -1352,20 +1560,19 @@
               <w:spacing w:lineRule="auto" w:line="240" w:before="0" w:after="0"/>
               <w:jc w:val="start"/>
               <w:rPr>
-                <w:rFonts w:eastAsia="ＭＳ ゴシック" w:cs=""/>
-                <w:b/>
-                <w:bCs/>
+                <w:rFonts w:ascii="Cambria" w:hAnsi="Cambria" w:eastAsia="ＭＳ 明朝" w:cs=""/>
                 <w:kern w:val="0"/>
+                <w:sz w:val="22"/>
                 <w:szCs w:val="22"/>
                 <w:lang w:val="en-US" w:eastAsia="en-US" w:bidi="ar-SA"/>
               </w:rPr>
             </w:pPr>
             <w:r>
               <w:rPr>
-                <w:rFonts w:eastAsia="ＭＳ ゴシック" w:cs=""/>
+                <w:rFonts w:eastAsia="ＭＳ 明朝" w:cs=""/>
                 <w:b/>
-                <w:bCs/>
                 <w:kern w:val="0"/>
+                <w:sz w:val="22"/>
                 <w:szCs w:val="22"/>
                 <w:lang w:val="en-US" w:eastAsia="en-US" w:bidi="ar-SA"/>
               </w:rPr>
@@ -1375,9 +1582,8 @@
         </w:tc>
         <w:tc>
           <w:tcPr>
-            <w:tcW w:w="3216" w:type="dxa"/>
+            <w:tcW w:w="2880" w:type="dxa"/>
             <w:tcBorders/>
-            <w:shd w:color="auto" w:fill="D3DFEE" w:themeFill="accent1" w:themeFillTint="3f" w:val="clear"/>
           </w:tcPr>
           <w:p>
             <w:pPr>
@@ -1386,8 +1592,9 @@
               <w:spacing w:lineRule="auto" w:line="240" w:before="0" w:after="0"/>
               <w:jc w:val="start"/>
               <w:rPr>
-                <w:rFonts w:eastAsia="ＭＳ 明朝" w:cs=""/>
+                <w:rFonts w:ascii="Cambria" w:hAnsi="Cambria" w:eastAsia="ＭＳ 明朝" w:cs=""/>
                 <w:kern w:val="0"/>
+                <w:sz w:val="22"/>
                 <w:szCs w:val="22"/>
                 <w:lang w:val="en-US" w:eastAsia="en-US" w:bidi="ar-SA"/>
               </w:rPr>
@@ -1396,6 +1603,7 @@
               <w:rPr>
                 <w:rFonts w:eastAsia="ＭＳ 明朝" w:cs=""/>
                 <w:kern w:val="0"/>
+                <w:sz w:val="22"/>
                 <w:szCs w:val="22"/>
                 <w:lang w:val="en-US" w:eastAsia="en-US" w:bidi="ar-SA"/>
               </w:rPr>
@@ -1404,9 +1612,8 @@
         </w:tc>
         <w:tc>
           <w:tcPr>
-            <w:tcW w:w="3216" w:type="dxa"/>
+            <w:tcW w:w="2880" w:type="dxa"/>
             <w:tcBorders/>
-            <w:shd w:color="auto" w:fill="D3DFEE" w:themeFill="accent1" w:themeFillTint="3f" w:val="clear"/>
           </w:tcPr>
           <w:p>
             <w:pPr>
@@ -1415,8 +1622,9 @@
               <w:spacing w:lineRule="auto" w:line="240" w:before="0" w:after="0"/>
               <w:jc w:val="start"/>
               <w:rPr>
-                <w:rFonts w:eastAsia="ＭＳ 明朝" w:cs=""/>
+                <w:rFonts w:ascii="Cambria" w:hAnsi="Cambria" w:eastAsia="ＭＳ 明朝" w:cs=""/>
                 <w:kern w:val="0"/>
+                <w:sz w:val="22"/>
                 <w:szCs w:val="22"/>
                 <w:lang w:val="en-US" w:eastAsia="en-US" w:bidi="ar-SA"/>
               </w:rPr>
@@ -1426,6 +1634,7 @@
                 <w:rFonts w:eastAsia="ＭＳ 明朝" w:cs=""/>
                 <w:b/>
                 <w:kern w:val="0"/>
+                <w:sz w:val="22"/>
                 <w:szCs w:val="22"/>
                 <w:lang w:val="en-US" w:eastAsia="en-US" w:bidi="ar-SA"/>
               </w:rPr>
@@ -1447,166 +1656,280 @@
     <w:p>
       <w:pPr>
         <w:pStyle w:val="Normal"/>
-        <w:rPr/>
-      </w:pPr>
-      <w:r>
-        <w:rPr/>
-        <w:t>All founder equity vests on identical terms (Annex A). No seat carries special</w:t>
+        <w:rPr>
+          <w:b w:val="false"/>
+          <w:bCs w:val="false"/>
+          <w:i/>
+          <w:iCs/>
+        </w:rPr>
+      </w:pPr>
+      <w:r>
+        <w:rPr>
+          <w:b w:val="false"/>
+          <w:bCs w:val="false"/>
+          <w:i/>
+          <w:iCs/>
+        </w:rPr>
+        <w:t>The reserve is set at 20% — the market range for an early-stage option pool — and is created at incorporation so that future hires and stock options are funded from the reserve instead of diluting founders later. Any top-up beyond 20% requires unanimous founder consent (Annex A, clause 5). Equal equity reflects the work done after the start date; the CEO's pre-founding build is acknowledged through role and casting-vote authority, not extra equity. Percentages above are indicative pending the Founders' Shareholders' Agreement. All founder equity vests on identical terms (Annex A). No seat carries special voting or economic rights beyond the shareholders' agreement.</w:t>
       </w:r>
     </w:p>
     <w:p>
       <w:pPr>
-        <w:pStyle w:val="Normal"/>
-        <w:rPr/>
-      </w:pPr>
-      <w:r>
-        <w:rPr/>
-        <w:t>voting or economic rights beyond the shareholders' agreement.</w:t>
+        <w:pStyle w:val="Heading2"/>
+        <w:rPr/>
+      </w:pPr>
+      <w:r>
+        <w:rPr/>
+        <w:t>1. Why this seat exists</w:t>
+        <w:br/>
+      </w:r>
+      <w:r>
+        <w:rPr>
+          <w:b w:val="false"/>
+          <w:bCs w:val="false"/>
+          <w:color w:val="000000"/>
+        </w:rPr>
+        <w:t>BuddyUp operates a fitness platform where the product lines themselves are regulated:</w:t>
       </w:r>
     </w:p>
     <w:p>
       <w:pPr>
         <w:pStyle w:val="Heading2"/>
-        <w:rPr/>
-      </w:pPr>
-      <w:r>
+        <w:numPr>
+          <w:ilvl w:val="0"/>
+          <w:numId w:val="7"/>
+        </w:numPr>
         <w:rPr>
-          <w:color w:val="1A1A1A"/>
+          <w:b w:val="false"/>
+          <w:bCs w:val="false"/>
+          <w:color w:val="000000"/>
         </w:rPr>
-        <w:t>1. Why this seat exists</w:t>
+      </w:pPr>
+      <w:r>
+        <w:rPr>
+          <w:b w:val="false"/>
+          <w:bCs w:val="false"/>
+          <w:color w:val="000000"/>
+        </w:rPr>
+        <w:t>G</w:t>
+      </w:r>
+      <w:r>
+        <w:rPr>
+          <w:b w:val="false"/>
+          <w:bCs w:val="false"/>
+          <w:color w:val="000000"/>
+        </w:rPr>
+        <w:t>eneral wellness nutrition vs. Medical Nutrition Therapy (MNT)</w:t>
       </w:r>
     </w:p>
     <w:p>
       <w:pPr>
-        <w:pStyle w:val="Normal"/>
-        <w:rPr/>
-      </w:pPr>
-      <w:r>
-        <w:rPr/>
-        <w:t>BuddyUp operates a fitness platform where the product lines themselves are regulated:</w:t>
+        <w:pStyle w:val="Heading2"/>
+        <w:numPr>
+          <w:ilvl w:val="0"/>
+          <w:numId w:val="7"/>
+        </w:numPr>
+        <w:rPr>
+          <w:b w:val="false"/>
+          <w:bCs w:val="false"/>
+          <w:color w:val="000000"/>
+        </w:rPr>
+      </w:pPr>
+      <w:r>
+        <w:rPr>
+          <w:b w:val="false"/>
+          <w:bCs w:val="false"/>
+          <w:color w:val="000000"/>
+        </w:rPr>
+        <w:t>I</w:t>
+      </w:r>
+      <w:r>
+        <w:rPr>
+          <w:b w:val="false"/>
+          <w:bCs w:val="false"/>
+          <w:color w:val="000000"/>
+        </w:rPr>
+        <w:t>nfluencer gifting disclosure under the Kenya Consumer Protection Act</w:t>
       </w:r>
     </w:p>
     <w:p>
       <w:pPr>
-        <w:pStyle w:val="Normal"/>
-        <w:rPr/>
-      </w:pPr>
-      <w:r>
-        <w:rPr/>
-        <w:t>general wellness nutrition vs. Medical Nutrition Therapy (MNT), influencer gifting</w:t>
+        <w:pStyle w:val="Heading2"/>
+        <w:numPr>
+          <w:ilvl w:val="0"/>
+          <w:numId w:val="7"/>
+        </w:numPr>
+        <w:rPr>
+          <w:b w:val="false"/>
+          <w:bCs w:val="false"/>
+          <w:color w:val="000000"/>
+        </w:rPr>
+      </w:pPr>
+      <w:r>
+        <w:rPr>
+          <w:b w:val="false"/>
+          <w:bCs w:val="false"/>
+          <w:color w:val="000000"/>
+        </w:rPr>
+        <w:t>PPB rules on supplement claims</w:t>
       </w:r>
     </w:p>
     <w:p>
       <w:pPr>
-        <w:pStyle w:val="Normal"/>
-        <w:rPr/>
-      </w:pPr>
-      <w:r>
-        <w:rPr/>
-        <w:t>disclosure under the Kenya Consumer Protection Act, PPB rules on supplement claims,</w:t>
+        <w:pStyle w:val="Heading2"/>
+        <w:numPr>
+          <w:ilvl w:val="0"/>
+          <w:numId w:val="7"/>
+        </w:numPr>
+        <w:rPr>
+          <w:b w:val="false"/>
+          <w:bCs w:val="false"/>
+          <w:color w:val="000000"/>
+        </w:rPr>
+      </w:pPr>
+      <w:r>
+        <w:rPr>
+          <w:b w:val="false"/>
+          <w:bCs w:val="false"/>
+          <w:color w:val="000000"/>
+        </w:rPr>
+        <w:t>A</w:t>
+      </w:r>
+      <w:r>
+        <w:rPr>
+          <w:b w:val="false"/>
+          <w:bCs w:val="false"/>
+          <w:color w:val="000000"/>
+        </w:rPr>
+        <w:t>ge-gating for mature content</w:t>
       </w:r>
     </w:p>
     <w:p>
       <w:pPr>
-        <w:pStyle w:val="Normal"/>
-        <w:rPr/>
-      </w:pPr>
-      <w:r>
-        <w:rPr/>
-        <w:t>age-gating for mature content, data protection under the Kenya Data Protection Act</w:t>
+        <w:pStyle w:val="Heading2"/>
+        <w:numPr>
+          <w:ilvl w:val="0"/>
+          <w:numId w:val="7"/>
+        </w:numPr>
+        <w:rPr>
+          <w:b w:val="false"/>
+          <w:bCs w:val="false"/>
+          <w:color w:val="000000"/>
+        </w:rPr>
+      </w:pPr>
+      <w:r>
+        <w:rPr>
+          <w:b w:val="false"/>
+          <w:bCs w:val="false"/>
+          <w:color w:val="000000"/>
+        </w:rPr>
+        <w:t>D</w:t>
+      </w:r>
+      <w:r>
+        <w:rPr>
+          <w:b w:val="false"/>
+          <w:bCs w:val="false"/>
+          <w:color w:val="000000"/>
+        </w:rPr>
+        <w:t>ata protection under the Kenya Data Protection Act</w:t>
+        <w:br/>
+        <w:t>(2019)</w:t>
       </w:r>
     </w:p>
     <w:p>
       <w:pPr>
-        <w:pStyle w:val="Normal"/>
-        <w:rPr/>
-      </w:pPr>
-      <w:r>
-        <w:rPr/>
-        <w:t>(2019), and payment flows that must never look like customer funds or stored value.</w:t>
+        <w:pStyle w:val="Heading2"/>
+        <w:numPr>
+          <w:ilvl w:val="0"/>
+          <w:numId w:val="7"/>
+        </w:numPr>
+        <w:rPr/>
+      </w:pPr>
+      <w:r>
+        <w:rPr>
+          <w:b w:val="false"/>
+          <w:bCs w:val="false"/>
+          <w:color w:val="000000"/>
+        </w:rPr>
+        <w:t xml:space="preserve"> </w:t>
+      </w:r>
+      <w:r>
+        <w:rPr>
+          <w:b w:val="false"/>
+          <w:bCs w:val="false"/>
+          <w:color w:val="000000"/>
+        </w:rPr>
+        <w:t>P</w:t>
+      </w:r>
+      <w:r>
+        <w:rPr>
+          <w:b w:val="false"/>
+          <w:bCs w:val="false"/>
+          <w:color w:val="000000"/>
+        </w:rPr>
+        <w:t>ayment flows that must never look like customer funds or stored value</w:t>
       </w:r>
     </w:p>
     <w:p>
       <w:pPr>
-        <w:pStyle w:val="Normal"/>
-        <w:rPr/>
-      </w:pPr>
-      <w:r>
-        <w:rPr/>
+        <w:pStyle w:val="Heading2"/>
+        <w:rPr/>
+      </w:pPr>
+      <w:r>
+        <w:rPr>
+          <w:b w:val="false"/>
+          <w:bCs w:val="false"/>
+          <w:color w:val="000000"/>
+        </w:rPr>
         <w:t xml:space="preserve">We have done the first research pass (see </w:t>
       </w:r>
       <w:r>
         <w:rPr>
+          <w:b w:val="false"/>
+          <w:bCs w:val="false"/>
           <w:i/>
+          <w:color w:val="000000"/>
         </w:rPr>
         <w:t>BuddyUp Regulated Business Model 2026</w:t>
       </w:r>
       <w:r>
-        <w:rPr/>
-        <w:t>).</w:t>
+        <w:rPr>
+          <w:b w:val="false"/>
+          <w:bCs w:val="false"/>
+          <w:color w:val="000000"/>
+        </w:rPr>
+        <w:t>). We need a cofounder whose job is to turn that research into enforceable product decisions — before regulators, app stores or payment providers force the issue.</w:t>
       </w:r>
     </w:p>
     <w:p>
       <w:pPr>
-        <w:pStyle w:val="Normal"/>
-        <w:rPr/>
-      </w:pPr>
-      <w:r>
-        <w:rPr/>
-        <w:t>We need a cofounder whose job is to turn that research into enforceable product</w:t>
+        <w:pStyle w:val="Heading2"/>
+        <w:rPr/>
+      </w:pPr>
+      <w:r>
+        <w:rPr/>
+        <w:t>2. Mandate</w:t>
+        <w:br/>
+      </w:r>
+      <w:r>
+        <w:rPr>
+          <w:b w:val="false"/>
+          <w:bCs w:val="false"/>
+          <w:color w:val="000000"/>
+        </w:rPr>
+        <w:t>Own everything that keeps BuddyUp lawful, auditable and defensible in Kenya first, with an eye to East African Community and global expansion:</w:t>
       </w:r>
     </w:p>
     <w:p>
       <w:pPr>
         <w:pStyle w:val="Normal"/>
-        <w:rPr/>
-      </w:pPr>
-      <w:r>
-        <w:rPr/>
-        <w:t>decisions — before regulators, app stores or payment providers force the issue.</w:t>
-      </w:r>
-    </w:p>
-    <w:p>
-      <w:pPr>
-        <w:pStyle w:val="Heading2"/>
-        <w:rPr/>
-      </w:pPr>
-      <w:r>
-        <w:rPr>
-          <w:color w:val="1A1A1A"/>
-        </w:rPr>
-        <w:t>2. Mandate</w:t>
-      </w:r>
-    </w:p>
-    <w:p>
-      <w:pPr>
-        <w:pStyle w:val="Normal"/>
-        <w:rPr/>
-      </w:pPr>
-      <w:r>
-        <w:rPr/>
-        <w:t>Own everything that keeps BuddyUp lawful, auditable and defensible in Kenya first,</w:t>
-      </w:r>
-    </w:p>
-    <w:p>
-      <w:pPr>
-        <w:pStyle w:val="Normal"/>
-        <w:rPr/>
-      </w:pPr>
-      <w:r>
-        <w:rPr/>
-        <w:t>with an eye to East African Community and global expansion:</w:t>
-      </w:r>
-    </w:p>
-    <w:p>
-      <w:pPr>
-        <w:pStyle w:val="ListNumber"/>
-        <w:numPr>
-          <w:ilvl w:val="0"/>
-          <w:numId w:val="4"/>
-        </w:numPr>
-        <w:rPr/>
-      </w:pPr>
+        <w:ind w:start="360"/>
+        <w:rPr/>
+      </w:pPr>
+      <w:r>
+        <w:rPr/>
+        <w:t xml:space="preserve">1. </w:t>
+      </w:r>
       <w:r>
         <w:rPr>
           <w:b/>
@@ -1625,17 +1948,7 @@
       </w:pPr>
       <w:r>
         <w:rPr/>
-        <w:t>Maintain and enforce the wellness-vs-MNT boundary across coaches, meal plans,</w:t>
-      </w:r>
-    </w:p>
-    <w:p>
-      <w:pPr>
-        <w:pStyle w:val="Normal"/>
-        <w:rPr/>
-      </w:pPr>
-      <w:r>
-        <w:rPr/>
-        <w:t>programme copy, AI features and marketing.</w:t>
+        <w:t>Maintain and enforce the wellness-vs-MNT boundary across coaches, meal plans, programme copy, AI features and marketing.</w:t>
       </w:r>
     </w:p>
     <w:p>
@@ -1649,17 +1962,7 @@
       </w:pPr>
       <w:r>
         <w:rPr/>
-        <w:t>Own the prohibited-wording list, disclaimer templates, scope-of-practice rules</w:t>
-      </w:r>
-    </w:p>
-    <w:p>
-      <w:pPr>
-        <w:pStyle w:val="Normal"/>
-        <w:rPr/>
-      </w:pPr>
-      <w:r>
-        <w:rPr/>
-        <w:t>and escalation SLAs for health-adjacent content.</w:t>
+        <w:t>Own the prohibited-wording list, disclaimer templates, scope-of-practice rules and escalation SLAs for health-adjacent content.</w:t>
       </w:r>
     </w:p>
     <w:p>
@@ -1673,28 +1976,19 @@
       </w:pPr>
       <w:r>
         <w:rPr/>
-        <w:t>Run the influencer/gifting disclosure regime: material-connection disclosure</w:t>
+        <w:t>Run the influencer/gifting disclosure regime: material-connection disclosure standards, audit trails, creator onboarding attestations.</w:t>
       </w:r>
     </w:p>
     <w:p>
       <w:pPr>
         <w:pStyle w:val="Normal"/>
-        <w:rPr/>
-      </w:pPr>
-      <w:r>
-        <w:rPr/>
-        <w:t>standards, audit trails, creator onboarding attestations.</w:t>
-      </w:r>
-    </w:p>
-    <w:p>
-      <w:pPr>
-        <w:pStyle w:val="ListNumber"/>
-        <w:numPr>
-          <w:ilvl w:val="0"/>
-          <w:numId w:val="4"/>
-        </w:numPr>
-        <w:rPr/>
-      </w:pPr>
+        <w:ind w:start="360"/>
+        <w:rPr/>
+      </w:pPr>
+      <w:r>
+        <w:rPr/>
+        <w:t xml:space="preserve">2. </w:t>
+      </w:r>
       <w:r>
         <w:rPr>
           <w:b/>
@@ -1714,15 +2008,7 @@
       <w:r>
         <w:rPr/>
         <w:t>Register BuddyUp Ltd. with the ODPC; own DPIAs for messaging, live video,</w:t>
-      </w:r>
-    </w:p>
-    <w:p>
-      <w:pPr>
-        <w:pStyle w:val="Normal"/>
-        <w:rPr/>
-      </w:pPr>
-      <w:r>
-        <w:rPr/>
+        <w:br/>
         <w:t>verification documents, location sharing and AI analysis.</w:t>
       </w:r>
     </w:p>
@@ -1737,28 +2023,19 @@
       </w:pPr>
       <w:r>
         <w:rPr/>
-        <w:t>Own data-subject request handling, retention schedules and breach-notification</w:t>
+        <w:t>Own data-subject request handling, retention schedules and breach-notification runbooks (jointly with the Security cofounder).</w:t>
       </w:r>
     </w:p>
     <w:p>
       <w:pPr>
         <w:pStyle w:val="Normal"/>
-        <w:rPr/>
-      </w:pPr>
-      <w:r>
-        <w:rPr/>
-        <w:t>runbooks (jointly with the Security cofounder).</w:t>
-      </w:r>
-    </w:p>
-    <w:p>
-      <w:pPr>
-        <w:pStyle w:val="ListNumber"/>
-        <w:numPr>
-          <w:ilvl w:val="0"/>
-          <w:numId w:val="4"/>
-        </w:numPr>
-        <w:rPr/>
-      </w:pPr>
+        <w:ind w:start="360"/>
+        <w:rPr/>
+      </w:pPr>
+      <w:r>
+        <w:rPr/>
+        <w:t xml:space="preserve">3. </w:t>
+      </w:r>
       <w:r>
         <w:rPr>
           <w:b/>
@@ -1777,17 +2054,7 @@
       </w:pPr>
       <w:r>
         <w:rPr/>
-        <w:t>Draft/review partner SaaS agreements, coach booking terms, marketplace seller</w:t>
-      </w:r>
-    </w:p>
-    <w:p>
-      <w:pPr>
-        <w:pStyle w:val="Normal"/>
-        <w:rPr/>
-      </w:pPr>
-      <w:r>
-        <w:rPr/>
-        <w:t>terms, Plus membership T&amp;Cs, privacy policy and acceptable-use policy.</w:t>
+        <w:t>Draft/review partner SaaS agreements, coach booking terms, marketplace seller terms, Plus membership T&amp;Cs, privacy policy and acceptable-use policy.</w:t>
       </w:r>
     </w:p>
     <w:p>
@@ -1801,28 +2068,19 @@
       </w:pPr>
       <w:r>
         <w:rPr/>
-        <w:t>Manage the refund/dispute framework with the Finance cofounder so money movement</w:t>
+        <w:t>Manage the refund/dispute framework with the Finance cofounder so money movement is always authorised and documented.</w:t>
       </w:r>
     </w:p>
     <w:p>
       <w:pPr>
         <w:pStyle w:val="Normal"/>
-        <w:rPr/>
-      </w:pPr>
-      <w:r>
-        <w:rPr/>
-        <w:t>is always authorised and documented.</w:t>
-      </w:r>
-    </w:p>
-    <w:p>
-      <w:pPr>
-        <w:pStyle w:val="ListNumber"/>
-        <w:numPr>
-          <w:ilvl w:val="0"/>
-          <w:numId w:val="4"/>
-        </w:numPr>
-        <w:rPr/>
-      </w:pPr>
+        <w:ind w:start="360"/>
+        <w:rPr/>
+      </w:pPr>
+      <w:r>
+        <w:rPr/>
+        <w:t xml:space="preserve">4. </w:t>
+      </w:r>
       <w:r>
         <w:rPr>
           <w:b/>
@@ -1841,17 +2099,7 @@
       </w:pPr>
       <w:r>
         <w:rPr/>
-        <w:t>Continuously track CAK, ODPC, PPB, CBK and Consumer Protection developments;</w:t>
-      </w:r>
-    </w:p>
-    <w:p>
-      <w:pPr>
-        <w:pStyle w:val="Normal"/>
-        <w:rPr/>
-      </w:pPr>
-      <w:r>
-        <w:rPr/>
-        <w:t>brief the founding team monthly in writing.</w:t>
+        <w:t>Continuously track CAK, ODPC, PPB, CBK and Consumer Protection developments; brief the founding team monthly in writing.</w:t>
       </w:r>
     </w:p>
     <w:p>
@@ -1874,9 +2122,7 @@
         <w:rPr/>
       </w:pPr>
       <w:r>
-        <w:rPr>
-          <w:color w:val="1A1A1A"/>
-        </w:rPr>
+        <w:rPr/>
         <w:t>3. Decision rights</w:t>
       </w:r>
     </w:p>
@@ -1898,15 +2144,7 @@
       <w:r>
         <w:rPr/>
         <w:t xml:space="preserve"> anything that creates unlicensed regulated</w:t>
-      </w:r>
-    </w:p>
-    <w:p>
-      <w:pPr>
-        <w:pStyle w:val="Normal"/>
-        <w:rPr/>
-      </w:pPr>
-      <w:r>
-        <w:rPr/>
+        <w:br/>
         <w:t>activity (MNT drift, stored-value artifacts, unlicensed payments custody).</w:t>
       </w:r>
     </w:p>
@@ -1928,15 +2166,7 @@
       <w:r>
         <w:rPr/>
         <w:t xml:space="preserve"> user-facing legal texts, disclosure formats, verification criteria,</w:t>
-      </w:r>
-    </w:p>
-    <w:p>
-      <w:pPr>
-        <w:pStyle w:val="Normal"/>
-        <w:rPr/>
-      </w:pPr>
-      <w:r>
-        <w:rPr/>
+        <w:br/>
         <w:t>moderation policy baselines.</w:t>
       </w:r>
     </w:p>
@@ -1958,26 +2188,8 @@
       <w:r>
         <w:rPr/>
         <w:t xml:space="preserve"> jurisdiction expansion, insurance, external counsel spend.</w:t>
-      </w:r>
-    </w:p>
-    <w:p>
-      <w:pPr>
-        <w:pStyle w:val="Normal"/>
-        <w:rPr/>
-      </w:pPr>
-      <w:r>
-        <w:rPr/>
-        <w:t>You are expected to operate pragmatically: your success metric is a platform that ships</w:t>
-      </w:r>
-    </w:p>
-    <w:p>
-      <w:pPr>
-        <w:pStyle w:val="Normal"/>
-        <w:rPr/>
-      </w:pPr>
-      <w:r>
-        <w:rPr/>
-        <w:t xml:space="preserve">fast </w:t>
+        <w:br/>
+        <w:t xml:space="preserve">You are expected to operate pragmatically: your success metric is a platform that ships fast </w:t>
       </w:r>
       <w:r>
         <w:rPr>
@@ -1992,13 +2204,128 @@
     </w:p>
     <w:p>
       <w:pPr>
+        <w:pStyle w:val="Heading3"/>
+        <w:rPr/>
+      </w:pPr>
+      <w:r>
+        <w:rPr/>
+        <w:t>Deadlocks &amp; the CEO casting vote</w:t>
+        <w:br/>
+      </w:r>
+      <w:r>
+        <w:rPr>
+          <w:color w:val="000000"/>
+        </w:rPr>
+        <w:t>Each founder decides their own domain (above). For cross-domain or company-level decisions that deadlock after genuine discussion</w:t>
+      </w:r>
+      <w:r>
+        <w:rPr/>
+        <w:t>:</w:t>
+      </w:r>
+    </w:p>
+    <w:p>
+      <w:pPr>
+        <w:pStyle w:val="Normal"/>
+        <w:ind w:start="360"/>
+        <w:rPr/>
+      </w:pPr>
+      <w:r>
+        <w:rPr/>
+        <w:t>1. Each position is written down with reasons and evidence (one page max).</w:t>
+      </w:r>
+    </w:p>
+    <w:p>
+      <w:pPr>
+        <w:pStyle w:val="Normal"/>
+        <w:ind w:start="360"/>
+        <w:rPr/>
+      </w:pPr>
+      <w:r>
+        <w:rPr/>
+        <w:t>2. A 48-hour cool-off follows; most disagreements dissolve here.</w:t>
+      </w:r>
+    </w:p>
+    <w:p>
+      <w:pPr>
+        <w:pStyle w:val="Normal"/>
+        <w:ind w:start="360"/>
+        <w:rPr/>
+      </w:pPr>
+      <w:r>
+        <w:rPr/>
+        <w:t xml:space="preserve">3. If not, the </w:t>
+      </w:r>
+      <w:r>
+        <w:rPr>
+          <w:b/>
+        </w:rPr>
+        <w:t>CEO casts the deciding vote</w:t>
+      </w:r>
+      <w:r>
+        <w:rPr/>
+        <w:t>, with written reasons within five working days.</w:t>
+      </w:r>
+    </w:p>
+    <w:p>
+      <w:pPr>
+        <w:pStyle w:val="Normal"/>
+        <w:ind w:start="360"/>
+        <w:rPr/>
+      </w:pPr>
+      <w:r>
+        <w:rPr/>
+        <w:t xml:space="preserve">4. The decision is recorded in writing and everyone </w:t>
+      </w:r>
+      <w:r>
+        <w:rPr>
+          <w:b/>
+        </w:rPr>
+        <w:t>disagrees and commits</w:t>
+      </w:r>
+      <w:r>
+        <w:rPr/>
+        <w:t xml:space="preserve"> — no relitigating.</w:t>
+      </w:r>
+    </w:p>
+    <w:p>
+      <w:pPr>
+        <w:pStyle w:val="Normal"/>
+        <w:ind w:start="360"/>
+        <w:rPr/>
+      </w:pPr>
+      <w:r>
+        <w:rPr/>
+        <w:t>5. The CEO is recused from casting on decisions that directly affect the CEO's own equity, role or removal.</w:t>
+      </w:r>
+    </w:p>
+    <w:p>
+      <w:pPr>
+        <w:pStyle w:val="Normal"/>
+        <w:ind w:start="360"/>
+        <w:rPr/>
+      </w:pPr>
+      <w:r>
+        <w:rPr/>
+        <w:t xml:space="preserve">6. </w:t>
+      </w:r>
+      <w:r>
+        <w:rPr>
+          <w:b/>
+        </w:rPr>
+        <w:t>Reserved matters</w:t>
+      </w:r>
+      <w:r>
+        <w:rPr/>
+        <w:t xml:space="preserve"> are never settled by the casting vote alone — selling or dissolving the company, removing or adding a cofounder, changing the equity split, or removing the CEO follow the Founders' Shareholders' Agreement. Rationale and options analysis:  "Decision-making &amp; the CEO casting vote". The mechanism becomes binding in the shareholders' agreement.</w:t>
+      </w:r>
+    </w:p>
+    <w:p>
+      <w:pPr>
         <w:pStyle w:val="Heading2"/>
         <w:rPr/>
       </w:pPr>
       <w:r>
-        <w:rPr>
-          <w:color w:val="1A1A1A"/>
-        </w:rPr>
+        <w:rPr/>
         <w:t>4. Commitment</w:t>
       </w:r>
     </w:p>
@@ -2012,8 +2339,28 @@
         <w:rPr/>
       </w:pPr>
       <w:r>
-        <w:rPr/>
-        <w:t>Full-time from the start date; this is a build-the-company role, not advisory.</w:t>
+        <w:rPr>
+          <w:b/>
+        </w:rPr>
+        <w:t>Part-time founding role:</w:t>
+      </w:r>
+      <w:r>
+        <w:rPr/>
+        <w:t xml:space="preserve"> you commit a minimum of </w:t>
+      </w:r>
+      <w:r>
+        <w:rPr>
+          <w:b/>
+        </w:rPr>
+        <w:t>10 hours per week</w:t>
+      </w:r>
+      <w:r>
+        <w:rPr/>
+        <w:t xml:space="preserve"> on</w:t>
+        <w:br/>
+        <w:t>average, scheduled flexibly around your existing commitments. This is a</w:t>
+        <w:br/>
+        <w:t>build-the-company seat with real deliverables, not an advisory arrangement.</w:t>
       </w:r>
     </w:p>
     <w:p>
@@ -2026,24 +2373,24 @@
         <w:rPr/>
       </w:pPr>
       <w:r>
+        <w:rPr/>
+        <w:t xml:space="preserve">Commitment is measured by </w:t>
+      </w:r>
+      <w:r>
         <w:rPr>
           <w:b/>
         </w:rPr>
-        <w:t>Foundations period (first 90 days):</w:t>
-      </w:r>
-      <w:r>
-        <w:rPr/>
-        <w:t xml:space="preserve"> mutual trial. Either side may part ways</w:t>
-      </w:r>
-    </w:p>
-    <w:p>
-      <w:pPr>
-        <w:pStyle w:val="Normal"/>
-        <w:rPr/>
-      </w:pPr>
-      <w:r>
-        <w:rPr/>
-        <w:t>before day 90 with no vested equity and no ongoing obligations beyond confidentiality.</w:t>
+        <w:t>outcomes</w:t>
+      </w:r>
+      <w:r>
+        <w:rPr/>
+        <w:t xml:space="preserve"> — the mandate in clause 2 and the</w:t>
+        <w:br/>
+        <w:t>deliverables in clause 6 — not by hours logged. Where a filing, deadline or</w:t>
+        <w:br/>
+        <w:t>negotiation needs a focused push, you will make reasonable additional time</w:t>
+        <w:br/>
+        <w:t>available by prior agreement.</w:t>
       </w:r>
     </w:p>
     <w:p>
@@ -2057,39 +2404,7 @@
       </w:pPr>
       <w:r>
         <w:rPr/>
-        <w:t>Directorship of BuddyUp Ltd. expected once the shareholders' agreement is signed.</w:t>
-      </w:r>
-    </w:p>
-    <w:p>
-      <w:pPr>
-        <w:pStyle w:val="Heading2"/>
-        <w:rPr/>
-      </w:pPr>
-      <w:r>
-        <w:rPr>
-          <w:color w:val="1A1A1A"/>
-        </w:rPr>
-        <w:t>5. Equity — summary</w:t>
-      </w:r>
-    </w:p>
-    <w:p>
-      <w:pPr>
-        <w:pStyle w:val="Normal"/>
-        <w:rPr/>
-      </w:pPr>
-      <w:r>
-        <w:rPr/>
-        <w:t xml:space="preserve">Full mechanics in </w:t>
-      </w:r>
-      <w:r>
-        <w:rPr>
-          <w:b/>
-        </w:rPr>
-        <w:t>Annex A</w:t>
-      </w:r>
-      <w:r>
-        <w:rPr/>
-        <w:t>; headline terms:</w:t>
+        <w:t>Commitment level is reviewed together after the foundations period; moving to full-time later is by mutual agreement as the company grows.</w:t>
       </w:r>
     </w:p>
     <w:p>
@@ -2102,18 +2417,16 @@
         <w:rPr/>
       </w:pPr>
       <w:r>
-        <w:rPr/>
-        <w:t xml:space="preserve">Grant: </w:t>
-      </w:r>
-      <w:r>
         <w:rPr>
           <w:b/>
         </w:rPr>
-        <w:t>19%</w:t>
-      </w:r>
-      <w:r>
-        <w:rPr/>
-        <w:t xml:space="preserve"> fully-diluted at grant.</w:t>
+        <w:t>Foundations period (first 90 days):</w:t>
+      </w:r>
+      <w:r>
+        <w:rPr/>
+        <w:t xml:space="preserve"> mutual trial. Either side may part ways</w:t>
+        <w:br/>
+        <w:t>before day 90 with no vested equity and no ongoing obligations beyond confidentiality.</w:t>
       </w:r>
     </w:p>
     <w:p>
@@ -2127,17 +2440,37 @@
       </w:pPr>
       <w:r>
         <w:rPr/>
-        <w:t>4-year vesting, 1-year cliff, monthly thereafter; leaver provisions apply</w:t>
+        <w:t xml:space="preserve">Directorship of BuddyUp Ltd. is expected once the </w:t>
+      </w:r>
+      <w:r>
+        <w:rPr/>
+        <w:t xml:space="preserve">company is registered and </w:t>
+      </w:r>
+      <w:r>
+        <w:rPr/>
+        <w:t xml:space="preserve"> shareholders' agreement is signed, and only after the company has put director protections in place (D&amp;O insurance and/or an indemnity to the extent permitted by Kenyan law — see clause 8).</w:t>
       </w:r>
     </w:p>
     <w:p>
       <w:pPr>
-        <w:pStyle w:val="Normal"/>
-        <w:rPr/>
-      </w:pPr>
-      <w:r>
-        <w:rPr/>
-        <w:t>(unvested reverts; vested treatment per good/bad leaver definitions).</w:t>
+        <w:pStyle w:val="Heading2"/>
+        <w:rPr/>
+      </w:pPr>
+      <w:r>
+        <w:rPr/>
+        <w:t>5. Equity — summary</w:t>
+        <w:br/>
+        <w:t xml:space="preserve">Full mechanics in </w:t>
+      </w:r>
+      <w:r>
+        <w:rPr>
+          <w:b/>
+        </w:rPr>
+        <w:t>Annex A</w:t>
+      </w:r>
+      <w:r>
+        <w:rPr/>
+        <w:t>; headline terms:</w:t>
       </w:r>
     </w:p>
     <w:p>
@@ -2151,7 +2484,21 @@
       </w:pPr>
       <w:r>
         <w:rPr/>
-        <w:t>Standard dilution in future rounds; no anti-dilution for founders.</w:t>
+        <w:t xml:space="preserve">Grant: </w:t>
+      </w:r>
+      <w:r>
+        <w:rPr>
+          <w:b/>
+        </w:rPr>
+        <w:t>16%</w:t>
+      </w:r>
+      <w:r>
+        <w:rPr/>
+        <w:t xml:space="preserve"> fully-diluted at grant — equal across all five founder seats —</w:t>
+        <w:br/>
+        <w:t>alongside a 20% unallocated reserve created at incorporation for future hires</w:t>
+        <w:br/>
+        <w:t>and options.</w:t>
       </w:r>
     </w:p>
     <w:p>
@@ -2165,131 +2512,11 @@
       </w:pPr>
       <w:r>
         <w:rPr/>
-        <w:t>Equity is subject to you assigning all work-related IP to the company (clause 7)</w:t>
-      </w:r>
-    </w:p>
-    <w:p>
-      <w:pPr>
-        <w:pStyle w:val="Normal"/>
-        <w:rPr/>
-      </w:pPr>
-      <w:r>
-        <w:rPr/>
-        <w:t>and signing the shareholders' agreement.</w:t>
-      </w:r>
-    </w:p>
-    <w:p>
-      <w:pPr>
-        <w:pStyle w:val="Heading2"/>
-        <w:rPr/>
-      </w:pPr>
-      <w:r>
-        <w:rPr>
-          <w:color w:val="1A1A1A"/>
-        </w:rPr>
-        <w:t>6. First 90 days — success looks like</w:t>
-      </w:r>
-    </w:p>
-    <w:p>
-      <w:pPr>
-        <w:pStyle w:val="ListNumber"/>
-        <w:numPr>
-          <w:ilvl w:val="0"/>
-          <w:numId w:val="4"/>
-        </w:numPr>
-        <w:rPr/>
-      </w:pPr>
-      <w:r>
-        <w:rPr/>
-        <w:t>ODPC registration filed; DPA compliance gap-list signed off by the team.</w:t>
-      </w:r>
-    </w:p>
-    <w:p>
-      <w:pPr>
-        <w:pStyle w:val="ListNumber"/>
-        <w:numPr>
-          <w:ilvl w:val="0"/>
-          <w:numId w:val="4"/>
-        </w:numPr>
-        <w:rPr/>
-      </w:pPr>
-      <w:r>
-        <w:rPr/>
-        <w:t>Wellness-vs-MNT content rules implemented in the actual product copy flow</w:t>
-      </w:r>
-    </w:p>
-    <w:p>
-      <w:pPr>
-        <w:pStyle w:val="Normal"/>
-        <w:rPr/>
-      </w:pPr>
-      <w:r>
-        <w:rPr/>
-        <w:t>(working sessions with engineering, not a memo).</w:t>
-      </w:r>
-    </w:p>
-    <w:p>
-      <w:pPr>
-        <w:pStyle w:val="ListNumber"/>
-        <w:numPr>
-          <w:ilvl w:val="0"/>
-          <w:numId w:val="4"/>
-        </w:numPr>
-        <w:rPr/>
-      </w:pPr>
-      <w:r>
-        <w:rPr/>
-        <w:t>Gifting/disclosure policy shipped to the first cohort of creators.</w:t>
-      </w:r>
-    </w:p>
-    <w:p>
-      <w:pPr>
-        <w:pStyle w:val="ListNumber"/>
-        <w:numPr>
-          <w:ilvl w:val="0"/>
-          <w:numId w:val="4"/>
-        </w:numPr>
-        <w:rPr/>
-      </w:pPr>
-      <w:r>
-        <w:rPr/>
-        <w:t>Partner agreement template v1 in use by the Marketing &amp; Sales cofounder's</w:t>
-      </w:r>
-    </w:p>
-    <w:p>
-      <w:pPr>
-        <w:pStyle w:val="Normal"/>
-        <w:rPr/>
-      </w:pPr>
-      <w:r>
-        <w:rPr/>
-        <w:t>first design partners.</w:t>
-      </w:r>
-    </w:p>
-    <w:p>
-      <w:pPr>
-        <w:pStyle w:val="ListNumber"/>
-        <w:numPr>
-          <w:ilvl w:val="0"/>
-          <w:numId w:val="4"/>
-        </w:numPr>
-        <w:rPr/>
-      </w:pPr>
-      <w:r>
-        <w:rPr/>
-        <w:t>Monthly regulatory brief #1 delivered.</w:t>
-      </w:r>
-    </w:p>
-    <w:p>
-      <w:pPr>
-        <w:pStyle w:val="Heading2"/>
-        <w:rPr/>
-      </w:pPr>
-      <w:r>
-        <w:rPr>
-          <w:color w:val="1A1A1A"/>
-        </w:rPr>
-        <w:t>7. IP, confidentiality &amp; conflicts</w:t>
+        <w:t>4-year vesting, 1-year cliff, monthly thereafter; leaver provisions apply</w:t>
+        <w:br/>
+        <w:t>(unvested reverts; vested treatment per the good/bad leaver definitions —</w:t>
+        <w:br/>
+        <w:t>bad-leaver buy-back is at fair market value, Annex A clause 3).</w:t>
       </w:r>
     </w:p>
     <w:p>
@@ -2303,17 +2530,7 @@
       </w:pPr>
       <w:r>
         <w:rPr/>
-        <w:t>You assign to BuddyUp Ltd. all right, title and interest in work product created</w:t>
-      </w:r>
-    </w:p>
-    <w:p>
-      <w:pPr>
-        <w:pStyle w:val="Normal"/>
-        <w:rPr/>
-      </w:pPr>
-      <w:r>
-        <w:rPr/>
-        <w:t>in the course of the engagement, effective from the start date.</w:t>
+        <w:t>Standard dilution in future rounds; no anti-dilution for founders.</w:t>
       </w:r>
     </w:p>
     <w:p>
@@ -2327,17 +2544,100 @@
       </w:pPr>
       <w:r>
         <w:rPr/>
-        <w:t>All company information is confidential indefinitely; this obligation begins now,</w:t>
+        <w:t>Equity is subject to you assigning all work-related IP to the company (clause 7)</w:t>
+        <w:br/>
+        <w:t>and signing the shareholders' agreement.</w:t>
       </w:r>
     </w:p>
     <w:p>
       <w:pPr>
+        <w:pStyle w:val="Heading2"/>
+        <w:rPr/>
+      </w:pPr>
+      <w:r>
+        <w:rPr/>
+        <w:t xml:space="preserve">6. First 90 days — success looks like </w:t>
+      </w:r>
+      <w:r>
+        <w:rPr/>
+        <w:t>soon as funding is secured/the company is registered</w:t>
+      </w:r>
+    </w:p>
+    <w:p>
+      <w:pPr>
         <w:pStyle w:val="Normal"/>
-        <w:rPr/>
-      </w:pPr>
-      <w:r>
-        <w:rPr/>
-        <w:t>including pre-signature discussions.</w:t>
+        <w:ind w:start="360"/>
+        <w:rPr/>
+      </w:pPr>
+      <w:r>
+        <w:rPr/>
+        <w:t xml:space="preserve">1. ODPC registration </w:t>
+      </w:r>
+      <w:r>
+        <w:rPr>
+          <w:b/>
+        </w:rPr>
+        <w:t>prepared and filed</w:t>
+      </w:r>
+      <w:r>
+        <w:rPr/>
+        <w:t>, with the acknowledgment shared; the DPA compliance gap-list signed off by the team. (Processing time sits with the ODPC — delivery means filed and acknowledged, not registered.)</w:t>
+      </w:r>
+    </w:p>
+    <w:p>
+      <w:pPr>
+        <w:pStyle w:val="Normal"/>
+        <w:ind w:start="360"/>
+        <w:rPr/>
+      </w:pPr>
+      <w:r>
+        <w:rPr/>
+        <w:t>2. Wellness-vs-MNT content rules implemented in the actual product copy flow (working sessions with engineering, not a memo).</w:t>
+      </w:r>
+    </w:p>
+    <w:p>
+      <w:pPr>
+        <w:pStyle w:val="Normal"/>
+        <w:ind w:start="360"/>
+        <w:rPr/>
+      </w:pPr>
+      <w:r>
+        <w:rPr/>
+        <w:t>3. Gifting/disclosure policy shipped to the first cohort of creators.</w:t>
+      </w:r>
+    </w:p>
+    <w:p>
+      <w:pPr>
+        <w:pStyle w:val="Normal"/>
+        <w:ind w:start="360"/>
+        <w:rPr/>
+      </w:pPr>
+      <w:r>
+        <w:rPr/>
+        <w:t>4. Partner agreement template v1 in use by the Marketing &amp; Sales cofounder's first design partners.</w:t>
+      </w:r>
+    </w:p>
+    <w:p>
+      <w:pPr>
+        <w:pStyle w:val="Normal"/>
+        <w:ind w:start="360"/>
+        <w:rPr/>
+      </w:pPr>
+      <w:r>
+        <w:rPr/>
+        <w:t>5. Monthly regulatory brief #1 delivered.</w:t>
+      </w:r>
+    </w:p>
+    <w:p>
+      <w:pPr>
+        <w:pStyle w:val="Normal"/>
+        <w:rPr/>
+      </w:pPr>
+      <w:r>
+        <w:rPr>
+          <w:b/>
+        </w:rPr>
+        <w:t>How the 90 days are measured — deliberately realistic:</w:t>
       </w:r>
     </w:p>
     <w:p>
@@ -2351,109 +2651,334 @@
       </w:pPr>
       <w:r>
         <w:rPr/>
-        <w:t>Any existing commitments, outside roles or conflicts must be declared in writing</w:t>
+        <w:t>Your obligation is to take each listed action with all reasonable skill and</w:t>
+        <w:br/>
+        <w:t>care, keep the founding team informed of progress, and escalate blockers early.</w:t>
       </w:r>
     </w:p>
     <w:p>
       <w:pPr>
-        <w:pStyle w:val="Normal"/>
-        <w:rPr/>
-      </w:pPr>
-      <w:r>
-        <w:rPr/>
-        <w:t>before signature.</w:t>
+        <w:pStyle w:val="ListBullet"/>
+        <w:numPr>
+          <w:ilvl w:val="0"/>
+          <w:numId w:val="1"/>
+        </w:numPr>
+        <w:rPr/>
+      </w:pPr>
+      <w:r>
+        <w:rPr/>
+        <w:t xml:space="preserve">Where a step depends on a third party (BRS, ODPC, advocates, payment providers) and that party's processing exceeds its stated timeline, the deadline extends day-for-day </w:t>
+      </w:r>
+      <w:r>
+        <w:rPr>
+          <w:b/>
+        </w:rPr>
+        <w:t>without the deliverable being treated as failed</w:t>
+      </w:r>
+      <w:r>
+        <w:rPr/>
+        <w:t xml:space="preserve"> — provided you filed or prompted promptly and can evidence it. (Example: BRS name approval running two-plus weeks against a three-day SLA is a regulator delay, not a founder miss.)</w:t>
       </w:r>
     </w:p>
     <w:p>
       <w:pPr>
-        <w:pStyle w:val="Heading2"/>
-        <w:rPr/>
-      </w:pPr>
-      <w:r>
-        <w:rPr>
-          <w:color w:val="1A1A1A"/>
-        </w:rPr>
-        <w:t>8. Conditions precedent</w:t>
+        <w:pStyle w:val="ListBullet"/>
+        <w:numPr>
+          <w:ilvl w:val="0"/>
+          <w:numId w:val="1"/>
+        </w:numPr>
+        <w:rPr/>
+      </w:pPr>
+      <w:r>
+        <w:rPr/>
+        <w:t>At a day-60 checkpoint you and the CEO may re-scope the list by mutual written agreement — e.g. swapping a blocked item for an equivalent — without any stigma or effect on vesting.</w:t>
       </w:r>
     </w:p>
     <w:p>
       <w:pPr>
-        <w:pStyle w:val="Normal"/>
-        <w:rPr/>
-      </w:pPr>
-      <w:r>
-        <w:rPr/>
-        <w:t>Signature of these heads of terms starts the relationship on trust; the following must</w:t>
+        <w:pStyle w:val="ListBullet"/>
+        <w:numPr>
+          <w:ilvl w:val="0"/>
+          <w:numId w:val="1"/>
+        </w:numPr>
+        <w:rPr/>
+      </w:pPr>
+      <w:r>
+        <w:rPr/>
+        <w:t>This flexibility does not absolve the obligations: unexplained stalls with no</w:t>
+        <w:br/>
+        <w:t>third-party cause remain a legitimate concern under the foundations period.</w:t>
       </w:r>
     </w:p>
     <w:p>
       <w:pPr>
-        <w:pStyle w:val="Normal"/>
-        <w:rPr/>
-      </w:pPr>
-      <w:r>
-        <w:rPr/>
-        <w:t>complete within 60 days:</w:t>
+        <w:pStyle w:val="Heading2"/>
+        <w:rPr/>
+      </w:pPr>
+      <w:r>
+        <w:rPr/>
+        <w:t>7. IP, confidentiality &amp; declaration of interests</w:t>
       </w:r>
     </w:p>
     <w:p>
       <w:pPr>
-        <w:pStyle w:val="ListNumber"/>
+        <w:pStyle w:val="ListBullet"/>
         <w:numPr>
           <w:ilvl w:val="0"/>
-          <w:numId w:val="4"/>
+          <w:numId w:val="1"/>
         </w:numPr>
         <w:rPr/>
       </w:pPr>
       <w:r>
         <w:rPr/>
-        <w:t>Executed Founders' Shareholders' Agreement (Kenyan advocate drafted).</w:t>
+        <w:t>You assign to BuddyUp Ltd. all right, title and interest in work product created</w:t>
+        <w:br/>
+        <w:t>in the course of the engagement, effective from the start date.</w:t>
       </w:r>
     </w:p>
     <w:p>
       <w:pPr>
-        <w:pStyle w:val="ListNumber"/>
+        <w:pStyle w:val="ListBullet"/>
         <w:numPr>
           <w:ilvl w:val="0"/>
-          <w:numId w:val="4"/>
+          <w:numId w:val="1"/>
         </w:numPr>
         <w:rPr/>
       </w:pPr>
       <w:r>
         <w:rPr/>
-        <w:t>Board appointment paperwork filed with the Registrar of Companies.</w:t>
+        <w:t>All company information is confidential indefinitely; this obligation begins now, including pre-signature discussions.</w:t>
       </w:r>
     </w:p>
     <w:p>
       <w:pPr>
-        <w:pStyle w:val="ListNumber"/>
+        <w:pStyle w:val="ListBullet"/>
         <w:numPr>
           <w:ilvl w:val="0"/>
-          <w:numId w:val="4"/>
+          <w:numId w:val="1"/>
         </w:numPr>
         <w:rPr/>
       </w:pPr>
       <w:r>
-        <w:rPr/>
-        <w:t>Declaration of conflicts + right-to-work confirmation.</w:t>
+        <w:rPr>
+          <w:b/>
+        </w:rPr>
+        <w:t>Declaration of interests (not a blanket conflicts bar):</w:t>
       </w:r>
     </w:p>
     <w:p>
       <w:pPr>
+        <w:pStyle w:val="ListBullet2"/>
+        <w:numPr>
+          <w:ilvl w:val="0"/>
+          <w:numId w:val="2"/>
+        </w:numPr>
+        <w:rPr/>
+      </w:pPr>
+      <w:r>
+        <w:rPr/>
+        <w:t>Before signature you complete a written declaration of interests covering</w:t>
+        <w:br/>
+        <w:t>current employment, businesses, directorships, significant investments and</w:t>
+        <w:br/>
+        <w:t>other commitments. A short template is attached to the shareholders' agreement.</w:t>
+      </w:r>
+    </w:p>
+    <w:p>
+      <w:pPr>
+        <w:pStyle w:val="ListBullet2"/>
+        <w:numPr>
+          <w:ilvl w:val="0"/>
+          <w:numId w:val="2"/>
+        </w:numPr>
+        <w:rPr/>
+      </w:pPr>
+      <w:r>
+        <w:rPr/>
+        <w:t xml:space="preserve">Outside work is </w:t>
+      </w:r>
+      <w:r>
+        <w:rPr>
+          <w:b/>
+        </w:rPr>
+        <w:t>permitted</w:t>
+      </w:r>
+      <w:r>
+        <w:rPr/>
+        <w:t xml:space="preserve"> and is not, by itself, a conflict. What must be</w:t>
+        <w:br/>
+        <w:t>disclosed is anything that could materially impair your impartiality, divert</w:t>
+        <w:br/>
+        <w:t>regulated or legal work away from BuddyUp, or place you opposite the company (e.g. acting for a direct competitor, a regulator counterpart in a BuddyUp matter, or a party in dispute with BuddyUp).</w:t>
+      </w:r>
+    </w:p>
+    <w:p>
+      <w:pPr>
+        <w:pStyle w:val="ListBullet2"/>
+        <w:numPr>
+          <w:ilvl w:val="0"/>
+          <w:numId w:val="2"/>
+        </w:numPr>
+        <w:rPr/>
+      </w:pPr>
+      <w:r>
+        <w:rPr/>
+        <w:t>If a declared interest later becomes a genuine conflict in a specific matter,</w:t>
+        <w:br/>
+        <w:t>it is managed case by case — recusal, an information barrier, or re-scoping — rather than by prohibiting the outside work.</w:t>
+      </w:r>
+    </w:p>
+    <w:p>
+      <w:pPr>
+        <w:pStyle w:val="ListBullet2"/>
+        <w:numPr>
+          <w:ilvl w:val="0"/>
+          <w:numId w:val="2"/>
+        </w:numPr>
+        <w:rPr/>
+      </w:pPr>
+      <w:r>
+        <w:rPr/>
+        <w:t>The declaration is a living document: you refresh it whenever a material</w:t>
+        <w:br/>
+        <w:t>change occurs and at least every six months, and the company maintains a</w:t>
+        <w:br/>
+        <w:t>simple register. Good-faith disclosure is always safe; only concealment of a</w:t>
+        <w:br/>
+        <w:t>known, material interest is a breach.</w:t>
+      </w:r>
+    </w:p>
+    <w:p>
+      <w:pPr>
         <w:pStyle w:val="Heading2"/>
         <w:rPr/>
       </w:pPr>
       <w:r>
+        <w:rPr/>
+        <w:t>8. Conditions precedent</w:t>
+        <w:br/>
+      </w:r>
+      <w:r>
         <w:rPr>
-          <w:color w:val="1A1A1A"/>
+          <w:color w:val="000000"/>
         </w:rPr>
+        <w:t>Signature of these heads of terms starts the relationship on trust; the following must complete within 60 days:</w:t>
+      </w:r>
+    </w:p>
+    <w:p>
+      <w:pPr>
+        <w:pStyle w:val="Normal"/>
+        <w:ind w:start="360"/>
+        <w:rPr/>
+      </w:pPr>
+      <w:r>
+        <w:rPr/>
+        <w:t>1. Executed Founders' Shareholders' Agreement (Kenyan advocate drafted).</w:t>
+      </w:r>
+    </w:p>
+    <w:p>
+      <w:pPr>
+        <w:pStyle w:val="Normal"/>
+        <w:ind w:start="360"/>
+        <w:rPr/>
+      </w:pPr>
+      <w:r>
+        <w:rPr/>
+        <w:t xml:space="preserve">2. Board appointment paperwork filed with the Registrar of Companies, </w:t>
+      </w:r>
+      <w:r>
+        <w:rPr>
+          <w:b/>
+        </w:rPr>
+        <w:t xml:space="preserve">after </w:t>
+      </w:r>
+      <w:r>
+        <w:rPr/>
+        <w:t>director protections are in place (item 4).</w:t>
+      </w:r>
+    </w:p>
+    <w:p>
+      <w:pPr>
+        <w:pStyle w:val="Normal"/>
+        <w:ind w:start="360"/>
+        <w:rPr/>
+      </w:pPr>
+      <w:r>
+        <w:rPr/>
+        <w:t>3. Declaration of interests + right-to-work confirmation (clause 7).</w:t>
+      </w:r>
+    </w:p>
+    <w:p>
+      <w:pPr>
+        <w:pStyle w:val="Normal"/>
+        <w:ind w:start="360"/>
+        <w:rPr/>
+      </w:pPr>
+      <w:r>
+        <w:rPr/>
+        <w:t>4. Director protections in place: D&amp;O insurance bound (or a written company indemnity to the fullest extent permitted by the Companies Act 2015), covering the regulatory exposure that attaches to directorship of a platform handling payments, health content and personal data.</w:t>
+      </w:r>
+    </w:p>
+    <w:p>
+      <w:pPr>
+        <w:pStyle w:val="Normal"/>
+        <w:rPr/>
+      </w:pPr>
+      <w:r>
+        <w:rPr>
+          <w:b/>
+        </w:rPr>
+        <w:t>External counsel costs.</w:t>
+      </w:r>
+      <w:r>
+        <w:rPr/>
+        <w:t xml:space="preserve"> The advocate for the Founders' Shareholders' Agreement is jointly retained and instructed by </w:t>
+      </w:r>
+      <w:r>
+        <w:rPr>
+          <w:b/>
+        </w:rPr>
+        <w:t>the company</w:t>
+      </w:r>
+      <w:r>
+        <w:rPr/>
+        <w:t xml:space="preserve">, and those fees are an </w:t>
+      </w:r>
+      <w:r>
+        <w:rPr>
+          <w:b/>
+        </w:rPr>
+        <w:t>operational expense of BuddyUp Ltd.</w:t>
+      </w:r>
+      <w:r>
+        <w:rPr/>
+        <w:t xml:space="preserve"> — not a founder personal cost. The engagement letter (scope, fee estimate and any cap) will be confirmed in writing and shared with all founders </w:t>
+      </w:r>
+      <w:r>
+        <w:rPr>
+          <w:b/>
+        </w:rPr>
+        <w:t>before</w:t>
+      </w:r>
+      <w:r>
+        <w:rPr/>
+        <w:t xml:space="preserve"> instruction. Any separate personal-review advocate a founder chooses to engage for their own side review is at that founder's own cost.</w:t>
+      </w:r>
+    </w:p>
+    <w:p>
+      <w:pPr>
+        <w:pStyle w:val="Heading2"/>
+        <w:rPr/>
+      </w:pPr>
+      <w:r>
+        <w:rPr/>
         <w:t>Signatures</w:t>
       </w:r>
     </w:p>
     <w:tbl>
       <w:tblPr>
-        <w:tblStyle w:val="LightGrid-Accent1"/>
-        <w:tblW w:w="9648" w:type="dxa"/>
+        <w:tblStyle w:val="TableGrid"/>
+        <w:tblW w:w="8640" w:type="dxa"/>
         <w:jc w:val="start"/>
         <w:tblInd w:w="0" w:type="dxa"/>
         <w:tblLayout w:type="fixed"/>
@@ -2466,17 +2991,15 @@
         <w:tblLook w:noHBand="0" w:noVBand="1" w:firstColumn="1" w:lastRow="0" w:lastColumn="0" w:firstRow="1" w:val="04a0"/>
       </w:tblPr>
       <w:tblGrid>
-        <w:gridCol w:w="4824"/>
-        <w:gridCol w:w="4824"/>
+        <w:gridCol w:w="4320"/>
+        <w:gridCol w:w="4320"/>
       </w:tblGrid>
       <w:tr>
         <w:trPr/>
         <w:tc>
           <w:tcPr>
-            <w:tcW w:w="4824" w:type="dxa"/>
-            <w:tcBorders>
-              <w:bottom w:val="single" w:sz="18" w:space="0" w:color="4F81BD"/>
-            </w:tcBorders>
+            <w:tcW w:w="4320" w:type="dxa"/>
+            <w:tcBorders/>
           </w:tcPr>
           <w:p>
             <w:pPr>
@@ -2485,20 +3008,19 @@
               <w:spacing w:lineRule="auto" w:line="240" w:before="0" w:after="0"/>
               <w:jc w:val="start"/>
               <w:rPr>
-                <w:rFonts w:eastAsia="ＭＳ ゴシック" w:cs=""/>
-                <w:b/>
-                <w:bCs/>
+                <w:rFonts w:ascii="Cambria" w:hAnsi="Cambria" w:eastAsia="ＭＳ 明朝" w:cs=""/>
                 <w:kern w:val="0"/>
+                <w:sz w:val="22"/>
                 <w:szCs w:val="22"/>
                 <w:lang w:val="en-US" w:eastAsia="en-US" w:bidi="ar-SA"/>
               </w:rPr>
             </w:pPr>
             <w:r>
               <w:rPr>
-                <w:rFonts w:eastAsia="ＭＳ ゴシック" w:cs=""/>
+                <w:rFonts w:eastAsia="ＭＳ 明朝" w:cs=""/>
                 <w:b/>
-                <w:bCs/>
                 <w:kern w:val="0"/>
+                <w:sz w:val="22"/>
                 <w:szCs w:val="22"/>
                 <w:lang w:val="en-US" w:eastAsia="en-US" w:bidi="ar-SA"/>
               </w:rPr>
@@ -2508,10 +3030,8 @@
         </w:tc>
         <w:tc>
           <w:tcPr>
-            <w:tcW w:w="4824" w:type="dxa"/>
-            <w:tcBorders>
-              <w:bottom w:val="single" w:sz="18" w:space="0" w:color="4F81BD"/>
-            </w:tcBorders>
+            <w:tcW w:w="4320" w:type="dxa"/>
+            <w:tcBorders/>
           </w:tcPr>
           <w:p>
             <w:pPr>
@@ -2520,20 +3040,19 @@
               <w:spacing w:lineRule="auto" w:line="240" w:before="0" w:after="0"/>
               <w:jc w:val="start"/>
               <w:rPr>
-                <w:rFonts w:eastAsia="ＭＳ ゴシック" w:cs=""/>
-                <w:b/>
-                <w:bCs/>
+                <w:rFonts w:ascii="Cambria" w:hAnsi="Cambria" w:eastAsia="ＭＳ 明朝" w:cs=""/>
                 <w:kern w:val="0"/>
+                <w:sz w:val="22"/>
                 <w:szCs w:val="22"/>
                 <w:lang w:val="en-US" w:eastAsia="en-US" w:bidi="ar-SA"/>
               </w:rPr>
             </w:pPr>
             <w:r>
               <w:rPr>
-                <w:rFonts w:eastAsia="ＭＳ ゴシック" w:cs=""/>
+                <w:rFonts w:eastAsia="ＭＳ 明朝" w:cs=""/>
                 <w:b/>
-                <w:bCs/>
                 <w:kern w:val="0"/>
+                <w:sz w:val="22"/>
                 <w:szCs w:val="22"/>
                 <w:lang w:val="en-US" w:eastAsia="en-US" w:bidi="ar-SA"/>
               </w:rPr>
@@ -2546,9 +3065,8 @@
         <w:trPr/>
         <w:tc>
           <w:tcPr>
-            <w:tcW w:w="4824" w:type="dxa"/>
+            <w:tcW w:w="4320" w:type="dxa"/>
             <w:tcBorders/>
-            <w:shd w:color="auto" w:fill="D3DFEE" w:themeFill="accent1" w:themeFillTint="3f" w:val="clear"/>
           </w:tcPr>
           <w:p>
             <w:pPr>
@@ -2557,20 +3075,18 @@
               <w:spacing w:lineRule="auto" w:line="240" w:before="0" w:after="0"/>
               <w:jc w:val="start"/>
               <w:rPr>
-                <w:rFonts w:eastAsia="ＭＳ ゴシック" w:cs=""/>
-                <w:b/>
-                <w:bCs/>
+                <w:rFonts w:ascii="Cambria" w:hAnsi="Cambria" w:eastAsia="ＭＳ 明朝" w:cs=""/>
                 <w:kern w:val="0"/>
+                <w:sz w:val="22"/>
                 <w:szCs w:val="22"/>
                 <w:lang w:val="en-US" w:eastAsia="en-US" w:bidi="ar-SA"/>
               </w:rPr>
             </w:pPr>
             <w:r>
               <w:rPr>
-                <w:rFonts w:eastAsia="ＭＳ ゴシック" w:cs=""/>
-                <w:b/>
-                <w:bCs/>
+                <w:rFonts w:eastAsia="ＭＳ 明朝" w:cs=""/>
                 <w:kern w:val="0"/>
+                <w:sz w:val="22"/>
                 <w:szCs w:val="22"/>
                 <w:lang w:val="en-US" w:eastAsia="en-US" w:bidi="ar-SA"/>
               </w:rPr>
@@ -2580,9 +3096,8 @@
         </w:tc>
         <w:tc>
           <w:tcPr>
-            <w:tcW w:w="4824" w:type="dxa"/>
+            <w:tcW w:w="4320" w:type="dxa"/>
             <w:tcBorders/>
-            <w:shd w:color="auto" w:fill="D3DFEE" w:themeFill="accent1" w:themeFillTint="3f" w:val="clear"/>
           </w:tcPr>
           <w:p>
             <w:pPr>
@@ -2591,8 +3106,9 @@
               <w:spacing w:lineRule="auto" w:line="240" w:before="0" w:after="0"/>
               <w:jc w:val="start"/>
               <w:rPr>
-                <w:rFonts w:eastAsia="ＭＳ 明朝" w:cs=""/>
+                <w:rFonts w:ascii="Cambria" w:hAnsi="Cambria" w:eastAsia="ＭＳ 明朝" w:cs=""/>
                 <w:kern w:val="0"/>
+                <w:sz w:val="22"/>
                 <w:szCs w:val="22"/>
                 <w:lang w:val="en-US" w:eastAsia="en-US" w:bidi="ar-SA"/>
               </w:rPr>
@@ -2601,6 +3117,7 @@
               <w:rPr>
                 <w:rFonts w:eastAsia="ＭＳ 明朝" w:cs=""/>
                 <w:kern w:val="0"/>
+                <w:sz w:val="22"/>
                 <w:szCs w:val="22"/>
                 <w:lang w:val="en-US" w:eastAsia="en-US" w:bidi="ar-SA"/>
               </w:rPr>
@@ -2613,7 +3130,7 @@
         <w:trPr/>
         <w:tc>
           <w:tcPr>
-            <w:tcW w:w="4824" w:type="dxa"/>
+            <w:tcW w:w="4320" w:type="dxa"/>
             <w:tcBorders/>
           </w:tcPr>
           <w:p>
@@ -2623,20 +3140,18 @@
               <w:spacing w:lineRule="auto" w:line="240" w:before="0" w:after="0"/>
               <w:jc w:val="start"/>
               <w:rPr>
-                <w:rFonts w:eastAsia="ＭＳ ゴシック" w:cs=""/>
-                <w:b/>
-                <w:bCs/>
+                <w:rFonts w:ascii="Cambria" w:hAnsi="Cambria" w:eastAsia="ＭＳ 明朝" w:cs=""/>
                 <w:kern w:val="0"/>
+                <w:sz w:val="22"/>
                 <w:szCs w:val="22"/>
                 <w:lang w:val="en-US" w:eastAsia="en-US" w:bidi="ar-SA"/>
               </w:rPr>
             </w:pPr>
             <w:r>
               <w:rPr>
-                <w:rFonts w:eastAsia="ＭＳ ゴシック" w:cs=""/>
-                <w:b/>
-                <w:bCs/>
+                <w:rFonts w:eastAsia="ＭＳ 明朝" w:cs=""/>
                 <w:kern w:val="0"/>
+                <w:sz w:val="22"/>
                 <w:szCs w:val="22"/>
                 <w:lang w:val="en-US" w:eastAsia="en-US" w:bidi="ar-SA"/>
               </w:rPr>
@@ -2646,7 +3161,7 @@
         </w:tc>
         <w:tc>
           <w:tcPr>
-            <w:tcW w:w="4824" w:type="dxa"/>
+            <w:tcW w:w="4320" w:type="dxa"/>
             <w:tcBorders/>
           </w:tcPr>
           <w:p>
@@ -2656,8 +3171,9 @@
               <w:spacing w:lineRule="auto" w:line="240" w:before="0" w:after="0"/>
               <w:jc w:val="start"/>
               <w:rPr>
-                <w:rFonts w:eastAsia="ＭＳ 明朝" w:cs=""/>
+                <w:rFonts w:ascii="Cambria" w:hAnsi="Cambria" w:eastAsia="ＭＳ 明朝" w:cs=""/>
                 <w:kern w:val="0"/>
+                <w:sz w:val="22"/>
                 <w:szCs w:val="22"/>
                 <w:lang w:val="en-US" w:eastAsia="en-US" w:bidi="ar-SA"/>
               </w:rPr>
@@ -2666,10 +3182,21 @@
               <w:rPr>
                 <w:rFonts w:eastAsia="ＭＳ 明朝" w:cs=""/>
                 <w:kern w:val="0"/>
+                <w:sz w:val="22"/>
                 <w:szCs w:val="22"/>
                 <w:lang w:val="en-US" w:eastAsia="en-US" w:bidi="ar-SA"/>
               </w:rPr>
-              <w:t>ID/Passport: [●]</w:t>
+              <w:t xml:space="preserve">ID/Passport: </w:t>
+            </w:r>
+            <w:r>
+              <w:rPr>
+                <w:rFonts w:eastAsia="ＭＳ 明朝" w:cs=""/>
+                <w:kern w:val="0"/>
+                <w:sz w:val="22"/>
+                <w:szCs w:val="22"/>
+                <w:lang w:val="en-US" w:eastAsia="en-US" w:bidi="ar-SA"/>
+              </w:rPr>
+              <w:t>Fill it here</w:t>
             </w:r>
           </w:p>
         </w:tc>
@@ -2678,9 +3205,8 @@
         <w:trPr/>
         <w:tc>
           <w:tcPr>
-            <w:tcW w:w="4824" w:type="dxa"/>
+            <w:tcW w:w="4320" w:type="dxa"/>
             <w:tcBorders/>
-            <w:shd w:color="auto" w:fill="D3DFEE" w:themeFill="accent1" w:themeFillTint="3f" w:val="clear"/>
           </w:tcPr>
           <w:p>
             <w:pPr>
@@ -2689,20 +3215,18 @@
               <w:spacing w:lineRule="auto" w:line="240" w:before="0" w:after="0"/>
               <w:jc w:val="start"/>
               <w:rPr>
-                <w:rFonts w:eastAsia="ＭＳ ゴシック" w:cs=""/>
-                <w:b/>
-                <w:bCs/>
+                <w:rFonts w:ascii="Cambria" w:hAnsi="Cambria" w:eastAsia="ＭＳ 明朝" w:cs=""/>
                 <w:kern w:val="0"/>
+                <w:sz w:val="22"/>
                 <w:szCs w:val="22"/>
                 <w:lang w:val="en-US" w:eastAsia="en-US" w:bidi="ar-SA"/>
               </w:rPr>
             </w:pPr>
             <w:r>
               <w:rPr>
-                <w:rFonts w:eastAsia="ＭＳ ゴシック" w:cs=""/>
-                <w:b/>
-                <w:bCs/>
+                <w:rFonts w:eastAsia="ＭＳ 明朝" w:cs=""/>
                 <w:kern w:val="0"/>
+                <w:sz w:val="22"/>
                 <w:szCs w:val="22"/>
                 <w:lang w:val="en-US" w:eastAsia="en-US" w:bidi="ar-SA"/>
               </w:rPr>
@@ -2712,9 +3236,8 @@
         </w:tc>
         <w:tc>
           <w:tcPr>
-            <w:tcW w:w="4824" w:type="dxa"/>
+            <w:tcW w:w="4320" w:type="dxa"/>
             <w:tcBorders/>
-            <w:shd w:color="auto" w:fill="D3DFEE" w:themeFill="accent1" w:themeFillTint="3f" w:val="clear"/>
           </w:tcPr>
           <w:p>
             <w:pPr>
@@ -2723,8 +3246,9 @@
               <w:spacing w:lineRule="auto" w:line="240" w:before="0" w:after="0"/>
               <w:jc w:val="start"/>
               <w:rPr>
-                <w:rFonts w:eastAsia="ＭＳ 明朝" w:cs=""/>
+                <w:rFonts w:ascii="Cambria" w:hAnsi="Cambria" w:eastAsia="ＭＳ 明朝" w:cs=""/>
                 <w:kern w:val="0"/>
+                <w:sz w:val="22"/>
                 <w:szCs w:val="22"/>
                 <w:lang w:val="en-US" w:eastAsia="en-US" w:bidi="ar-SA"/>
               </w:rPr>
@@ -2733,6 +3257,7 @@
               <w:rPr>
                 <w:rFonts w:eastAsia="ＭＳ 明朝" w:cs=""/>
                 <w:kern w:val="0"/>
+                <w:sz w:val="22"/>
                 <w:szCs w:val="22"/>
                 <w:lang w:val="en-US" w:eastAsia="en-US" w:bidi="ar-SA"/>
               </w:rPr>
@@ -2753,38 +3278,24 @@
     </w:p>
     <w:p>
       <w:pPr>
-        <w:pStyle w:val="Normal"/>
-        <w:pBdr>
-          <w:bottom w:val="single" w:sz="6" w:space="0" w:color="BBBBBB"/>
-        </w:pBdr>
-        <w:spacing w:before="80" w:after="200"/>
-        <w:rPr/>
-      </w:pPr>
-      <w:r>
-        <w:rPr/>
+        <w:pStyle w:val="Heading2"/>
+        <w:rPr/>
+      </w:pPr>
+      <w:r>
+        <w:rPr/>
+        <w:t>Annex A — Vesting schedule (applies to all founder grants)</w:t>
       </w:r>
     </w:p>
     <w:p>
       <w:pPr>
-        <w:pStyle w:val="Heading2"/>
-        <w:rPr/>
-      </w:pPr>
-      <w:r>
-        <w:rPr>
-          <w:color w:val="1A1A1A"/>
-        </w:rPr>
-        <w:t>Annex A — Vesting schedule (applies to all founder grants)</w:t>
-      </w:r>
-    </w:p>
-    <w:p>
-      <w:pPr>
-        <w:pStyle w:val="ListNumber"/>
-        <w:numPr>
-          <w:ilvl w:val="0"/>
-          <w:numId w:val="4"/>
-        </w:numPr>
-        <w:rPr/>
-      </w:pPr>
+        <w:pStyle w:val="Normal"/>
+        <w:ind w:start="360"/>
+        <w:rPr/>
+      </w:pPr>
+      <w:r>
+        <w:rPr/>
+        <w:t xml:space="preserve">1. </w:t>
+      </w:r>
       <w:r>
         <w:rPr>
           <w:b/>
@@ -2793,28 +3304,19 @@
       </w:r>
       <w:r>
         <w:rPr/>
-        <w:t xml:space="preserve"> 19% of the fully-diluted capital of BuddyUp Ltd. as at the start</w:t>
+        <w:t xml:space="preserve"> 16% of the fully-diluted capital of BuddyUp Ltd. as at the start date, recorded in the share register. Identical for every founder seat.</w:t>
       </w:r>
     </w:p>
     <w:p>
       <w:pPr>
         <w:pStyle w:val="Normal"/>
-        <w:rPr/>
-      </w:pPr>
-      <w:r>
-        <w:rPr/>
-        <w:t>date, recorded in the share register.</w:t>
-      </w:r>
-    </w:p>
-    <w:p>
-      <w:pPr>
-        <w:pStyle w:val="ListNumber"/>
-        <w:numPr>
-          <w:ilvl w:val="0"/>
-          <w:numId w:val="4"/>
-        </w:numPr>
-        <w:rPr/>
-      </w:pPr>
+        <w:ind w:start="360"/>
+        <w:rPr/>
+      </w:pPr>
+      <w:r>
+        <w:rPr/>
+        <w:t xml:space="preserve">2. </w:t>
+      </w:r>
       <w:r>
         <w:rPr>
           <w:b/>
@@ -2823,38 +3325,19 @@
       </w:r>
       <w:r>
         <w:rPr/>
-        <w:t xml:space="preserve"> no shares vest before the 12-month anniversary of the start date.</w:t>
+        <w:t xml:space="preserve"> no shares vest before the 12-month anniversary of the start date. On passing the cliff, 25% vests retroactively; the remainder vests monthly over the following 36 months.</w:t>
       </w:r>
     </w:p>
     <w:p>
       <w:pPr>
         <w:pStyle w:val="Normal"/>
-        <w:rPr/>
-      </w:pPr>
-      <w:r>
-        <w:rPr/>
-        <w:t>On passing the cliff, 25% vests retroactively; the remainder vests monthly</w:t>
-      </w:r>
-    </w:p>
-    <w:p>
-      <w:pPr>
-        <w:pStyle w:val="Normal"/>
-        <w:rPr/>
-      </w:pPr>
-      <w:r>
-        <w:rPr/>
-        <w:t>over the following 36 months.</w:t>
-      </w:r>
-    </w:p>
-    <w:p>
-      <w:pPr>
-        <w:pStyle w:val="ListNumber"/>
-        <w:numPr>
-          <w:ilvl w:val="0"/>
-          <w:numId w:val="4"/>
-        </w:numPr>
-        <w:rPr/>
-      </w:pPr>
+        <w:ind w:start="360"/>
+        <w:rPr/>
+      </w:pPr>
+      <w:r>
+        <w:rPr/>
+        <w:t xml:space="preserve">3. </w:t>
+      </w:r>
       <w:r>
         <w:rPr>
           <w:b/>
@@ -2873,23 +3356,23 @@
       </w:pPr>
       <w:r>
         <w:rPr>
-          <w:i/>
+          <w:b/>
         </w:rPr>
         <w:t>Good leaver</w:t>
       </w:r>
       <w:r>
         <w:rPr/>
-        <w:t xml:space="preserve"> (illness, mutual agreement, role eliminated): vested shares retained;</w:t>
-      </w:r>
-    </w:p>
-    <w:p>
-      <w:pPr>
-        <w:pStyle w:val="Normal"/>
-        <w:rPr/>
-      </w:pPr>
-      <w:r>
-        <w:rPr/>
-        <w:t>unvested cancelled or partly accelerated at board discretion.</w:t>
+        <w:t xml:space="preserve"> — by default, every departure that is not a bad leaver is</w:t>
+        <w:br/>
+        <w:t>treated as a good leaver. Explicit examples: death or serious illness,</w:t>
+        <w:br/>
+        <w:t>mutual agreement, role eliminated, resignation for good reason (material</w:t>
+        <w:br/>
+        <w:t>reduction in agreed role/commitment, unpaid equity terms, or a change the</w:t>
+        <w:br/>
+        <w:t>founder did not consent to). Treatment: vested shares retained; unvested</w:t>
+        <w:br/>
+        <w:t>cancelled or partly accelerated at board discretion.</w:t>
       </w:r>
     </w:p>
     <w:p>
@@ -2903,44 +3386,103 @@
       </w:pPr>
       <w:r>
         <w:rPr>
-          <w:i/>
+          <w:b/>
         </w:rPr>
         <w:t>Bad leaver</w:t>
       </w:r>
       <w:r>
         <w:rPr/>
-        <w:t xml:space="preserve"> (gross misconduct, material breach, resignation without good reason</w:t>
+        <w:t xml:space="preserve"> — only the following, determined by majority of the</w:t>
+        <w:br/>
+        <w:t>non-affected founders (or the board where independent):</w:t>
       </w:r>
     </w:p>
     <w:p>
       <w:pPr>
         <w:pStyle w:val="Normal"/>
-        <w:rPr/>
-      </w:pPr>
-      <w:r>
-        <w:rPr/>
-        <w:t>within the first 2 years): unvested shares cancel; vested shares may be bought back</w:t>
+        <w:ind w:start="864"/>
+        <w:rPr/>
+      </w:pPr>
+      <w:r>
+        <w:rPr/>
+        <w:t>(a) gross misconduct or fraud;</w:t>
       </w:r>
     </w:p>
     <w:p>
       <w:pPr>
         <w:pStyle w:val="Normal"/>
-        <w:rPr/>
-      </w:pPr>
-      <w:r>
-        <w:rPr/>
-        <w:t>at nominal or fair value per the shareholders' agreement.</w:t>
+        <w:ind w:start="864"/>
+        <w:rPr/>
+      </w:pPr>
+      <w:r>
+        <w:rPr/>
+        <w:t>(b) conviction of an offence involving dishonesty;</w:t>
       </w:r>
     </w:p>
     <w:p>
       <w:pPr>
-        <w:pStyle w:val="ListNumber"/>
-        <w:numPr>
-          <w:ilvl w:val="0"/>
-          <w:numId w:val="4"/>
-        </w:numPr>
-        <w:rPr/>
-      </w:pPr>
+        <w:pStyle w:val="Normal"/>
+        <w:ind w:start="864"/>
+        <w:rPr/>
+      </w:pPr>
+      <w:r>
+        <w:rPr/>
+        <w:t>(c) material breach of this agreement or the shareholders' agreement (including concealment of a known, material interest declared under clause 7, or breach of confidentiality/IP assignment);</w:t>
+      </w:r>
+    </w:p>
+    <w:p>
+      <w:pPr>
+        <w:pStyle w:val="Normal"/>
+        <w:ind w:start="864"/>
+        <w:rPr/>
+      </w:pPr>
+      <w:r>
+        <w:rPr/>
+        <w:t xml:space="preserve">(d) resignation </w:t>
+      </w:r>
+      <w:r>
+        <w:rPr>
+          <w:b/>
+        </w:rPr>
+        <w:t>without good reason</w:t>
+      </w:r>
+      <w:r>
+        <w:rPr/>
+        <w:t xml:space="preserve"> within the first 24 months after the cliff;</w:t>
+      </w:r>
+    </w:p>
+    <w:p>
+      <w:pPr>
+        <w:pStyle w:val="Normal"/>
+        <w:ind w:start="864"/>
+        <w:rPr/>
+      </w:pPr>
+      <w:r>
+        <w:rPr/>
+        <w:t>(e) persistent failure to meet the agreed commitment after written warning and a 30-day cure period; or</w:t>
+      </w:r>
+    </w:p>
+    <w:p>
+      <w:pPr>
+        <w:pStyle w:val="Normal"/>
+        <w:ind w:start="864"/>
+        <w:rPr/>
+      </w:pPr>
+      <w:r>
+        <w:rPr/>
+        <w:t>(f) conduct that seriously damages the company's reputation or regulatory standing. Treatment: unvested shares cancel; vested shares are bought back at fair market value — determined by an independent valuator jointly appointed by the company and the leaver, or, if an arm's-length financing or valuation occurred within the preceding 12 months, at that round's price per share.  Proceeds are payable within 60 days of the valuation. Anything not listed above cannot be treated as bad-leaver conduct.</w:t>
+      </w:r>
+    </w:p>
+    <w:p>
+      <w:pPr>
+        <w:pStyle w:val="Normal"/>
+        <w:ind w:start="360"/>
+        <w:rPr/>
+      </w:pPr>
+      <w:r>
+        <w:rPr/>
+        <w:t xml:space="preserve">4. </w:t>
+      </w:r>
       <w:r>
         <w:rPr>
           <w:b/>
@@ -2949,28 +3491,19 @@
       </w:r>
       <w:r>
         <w:rPr/>
-        <w:t xml:space="preserve"> single-trigger acceleration is not offered; double-trigger</w:t>
+        <w:t xml:space="preserve"> single-trigger acceleration is not offered; double-trigger (change of control + termination without cause, or resignation for good reason following a change of control) accelerates 100% of unvested shares. A change of control alone does not accelerate anything.</w:t>
       </w:r>
     </w:p>
     <w:p>
       <w:pPr>
         <w:pStyle w:val="Normal"/>
-        <w:rPr/>
-      </w:pPr>
-      <w:r>
-        <w:rPr/>
-        <w:t>(change of control + termination without cause) accelerates 50% of unvested shares.</w:t>
-      </w:r>
-    </w:p>
-    <w:p>
-      <w:pPr>
-        <w:pStyle w:val="ListNumber"/>
-        <w:numPr>
-          <w:ilvl w:val="0"/>
-          <w:numId w:val="4"/>
-        </w:numPr>
-        <w:rPr/>
-      </w:pPr>
+        <w:ind w:start="360"/>
+        <w:rPr/>
+      </w:pPr>
+      <w:r>
+        <w:rPr/>
+        <w:t xml:space="preserve">5. </w:t>
+      </w:r>
       <w:r>
         <w:rPr>
           <w:b/>
@@ -2979,28 +3512,30 @@
       </w:r>
       <w:r>
         <w:rPr/>
-        <w:t xml:space="preserve"> future investment rounds dilute all holders pro rata. Founders may</w:t>
+        <w:t xml:space="preserve"> a </w:t>
+      </w:r>
+      <w:r>
+        <w:rPr>
+          <w:b/>
+        </w:rPr>
+        <w:t>20% unallocated reserve</w:t>
+      </w:r>
+      <w:r>
+        <w:rPr/>
+        <w:t xml:space="preserve"> (future hires / option pool) is created at incorporation, so future option grants are funded from the reserve rather than by further diluting founders. Future investment rounds dilute all holders pro rata. Any top-up of the pool beyond 20%, or any pool creation from founder holdings, requires unanimous founder consent.</w:t>
       </w:r>
     </w:p>
     <w:p>
       <w:pPr>
         <w:pStyle w:val="Normal"/>
-        <w:rPr/>
-      </w:pPr>
-      <w:r>
-        <w:rPr/>
-        <w:t>vote to create an option pool from founder holdings only by unanimous consent.</w:t>
-      </w:r>
-    </w:p>
-    <w:p>
-      <w:pPr>
-        <w:pStyle w:val="ListNumber"/>
-        <w:numPr>
-          <w:ilvl w:val="0"/>
-          <w:numId w:val="4"/>
-        </w:numPr>
-        <w:rPr/>
-      </w:pPr>
+        <w:spacing w:before="0" w:after="200"/>
+        <w:ind w:start="360"/>
+        <w:rPr/>
+      </w:pPr>
+      <w:r>
+        <w:rPr/>
+        <w:t xml:space="preserve">6. </w:t>
+      </w:r>
       <w:r>
         <w:rPr>
           <w:b/>
@@ -3009,27 +3544,13 @@
       </w:r>
       <w:r>
         <w:rPr/>
-        <w:t xml:space="preserve"> founders may not transfer shares other than per the shareholders'</w:t>
-      </w:r>
-    </w:p>
-    <w:p>
-      <w:pPr>
-        <w:pStyle w:val="Normal"/>
-        <w:widowControl/>
-        <w:bidi w:val="0"/>
-        <w:spacing w:lineRule="auto" w:line="276" w:before="0" w:after="200"/>
-        <w:jc w:val="start"/>
-        <w:rPr/>
-      </w:pPr>
-      <w:r>
-        <w:rPr/>
-        <w:t>agreement (pre-emption rights apply).</w:t>
+        <w:t xml:space="preserve"> founders may not transfer shares other than per the shareholders' agreement (pre-emption rights apply).</w:t>
       </w:r>
     </w:p>
     <w:sectPr>
       <w:type w:val="nextPage"/>
       <w:pgSz w:w="12240" w:h="15840"/>
-      <w:pgMar w:left="1296" w:right="1296" w:gutter="0" w:header="0" w:top="1440" w:footer="0" w:bottom="1440"/>
+      <w:pgMar w:left="1800" w:right="1800" w:gutter="0" w:header="0" w:top="1440" w:footer="0" w:bottom="1440"/>
       <w:pgNumType w:fmt="decimal"/>
       <w:formProt w:val="false"/>
       <w:textDirection w:val="lrTb"/>
@@ -3714,6 +4235,143 @@
     </w:lvl>
   </w:abstractNum>
   <w:abstractNum w:abstractNumId="7">
+    <w:lvl w:ilvl="0">
+      <w:start w:val="1"/>
+      <w:numFmt w:val="bullet"/>
+      <w:lvlText w:val=""/>
+      <w:lvlJc w:val="start"/>
+      <w:pPr>
+        <w:tabs>
+          <w:tab w:val="num" w:pos="720"/>
+        </w:tabs>
+        <w:ind w:start="720" w:hanging="360"/>
+      </w:pPr>
+      <w:rPr>
+        <w:rFonts w:ascii="Symbol" w:hAnsi="Symbol" w:cs="Symbol" w:hint="default"/>
+      </w:rPr>
+    </w:lvl>
+    <w:lvl w:ilvl="1">
+      <w:start w:val="1"/>
+      <w:numFmt w:val="bullet"/>
+      <w:lvlText w:val="◦"/>
+      <w:lvlJc w:val="start"/>
+      <w:pPr>
+        <w:tabs>
+          <w:tab w:val="num" w:pos="1080"/>
+        </w:tabs>
+        <w:ind w:start="1080" w:hanging="360"/>
+      </w:pPr>
+      <w:rPr>
+        <w:rFonts w:ascii="OpenSymbol" w:hAnsi="OpenSymbol" w:cs="OpenSymbol" w:hint="default"/>
+      </w:rPr>
+    </w:lvl>
+    <w:lvl w:ilvl="2">
+      <w:start w:val="1"/>
+      <w:numFmt w:val="bullet"/>
+      <w:lvlText w:val="▪"/>
+      <w:lvlJc w:val="start"/>
+      <w:pPr>
+        <w:tabs>
+          <w:tab w:val="num" w:pos="1440"/>
+        </w:tabs>
+        <w:ind w:start="1440" w:hanging="360"/>
+      </w:pPr>
+      <w:rPr>
+        <w:rFonts w:ascii="OpenSymbol" w:hAnsi="OpenSymbol" w:cs="OpenSymbol" w:hint="default"/>
+      </w:rPr>
+    </w:lvl>
+    <w:lvl w:ilvl="3">
+      <w:start w:val="1"/>
+      <w:numFmt w:val="bullet"/>
+      <w:lvlText w:val=""/>
+      <w:lvlJc w:val="start"/>
+      <w:pPr>
+        <w:tabs>
+          <w:tab w:val="num" w:pos="1800"/>
+        </w:tabs>
+        <w:ind w:start="1800" w:hanging="360"/>
+      </w:pPr>
+      <w:rPr>
+        <w:rFonts w:ascii="Symbol" w:hAnsi="Symbol" w:cs="Symbol" w:hint="default"/>
+      </w:rPr>
+    </w:lvl>
+    <w:lvl w:ilvl="4">
+      <w:start w:val="1"/>
+      <w:numFmt w:val="bullet"/>
+      <w:lvlText w:val="◦"/>
+      <w:lvlJc w:val="start"/>
+      <w:pPr>
+        <w:tabs>
+          <w:tab w:val="num" w:pos="2160"/>
+        </w:tabs>
+        <w:ind w:start="2160" w:hanging="360"/>
+      </w:pPr>
+      <w:rPr>
+        <w:rFonts w:ascii="OpenSymbol" w:hAnsi="OpenSymbol" w:cs="OpenSymbol" w:hint="default"/>
+      </w:rPr>
+    </w:lvl>
+    <w:lvl w:ilvl="5">
+      <w:start w:val="1"/>
+      <w:numFmt w:val="bullet"/>
+      <w:lvlText w:val="▪"/>
+      <w:lvlJc w:val="start"/>
+      <w:pPr>
+        <w:tabs>
+          <w:tab w:val="num" w:pos="2520"/>
+        </w:tabs>
+        <w:ind w:start="2520" w:hanging="360"/>
+      </w:pPr>
+      <w:rPr>
+        <w:rFonts w:ascii="OpenSymbol" w:hAnsi="OpenSymbol" w:cs="OpenSymbol" w:hint="default"/>
+      </w:rPr>
+    </w:lvl>
+    <w:lvl w:ilvl="6">
+      <w:start w:val="1"/>
+      <w:numFmt w:val="bullet"/>
+      <w:lvlText w:val=""/>
+      <w:lvlJc w:val="start"/>
+      <w:pPr>
+        <w:tabs>
+          <w:tab w:val="num" w:pos="2880"/>
+        </w:tabs>
+        <w:ind w:start="2880" w:hanging="360"/>
+      </w:pPr>
+      <w:rPr>
+        <w:rFonts w:ascii="Symbol" w:hAnsi="Symbol" w:cs="Symbol" w:hint="default"/>
+      </w:rPr>
+    </w:lvl>
+    <w:lvl w:ilvl="7">
+      <w:start w:val="1"/>
+      <w:numFmt w:val="bullet"/>
+      <w:lvlText w:val="◦"/>
+      <w:lvlJc w:val="start"/>
+      <w:pPr>
+        <w:tabs>
+          <w:tab w:val="num" w:pos="3240"/>
+        </w:tabs>
+        <w:ind w:start="3240" w:hanging="360"/>
+      </w:pPr>
+      <w:rPr>
+        <w:rFonts w:ascii="OpenSymbol" w:hAnsi="OpenSymbol" w:cs="OpenSymbol" w:hint="default"/>
+      </w:rPr>
+    </w:lvl>
+    <w:lvl w:ilvl="8">
+      <w:start w:val="1"/>
+      <w:numFmt w:val="bullet"/>
+      <w:lvlText w:val="▪"/>
+      <w:lvlJc w:val="start"/>
+      <w:pPr>
+        <w:tabs>
+          <w:tab w:val="num" w:pos="3600"/>
+        </w:tabs>
+        <w:ind w:start="3600" w:hanging="360"/>
+      </w:pPr>
+      <w:rPr>
+        <w:rFonts w:ascii="OpenSymbol" w:hAnsi="OpenSymbol" w:cs="OpenSymbol" w:hint="default"/>
+      </w:rPr>
+    </w:lvl>
+  </w:abstractNum>
+  <w:abstractNum w:abstractNumId="8">
     <w:lvl w:ilvl="0">
       <w:start w:val="1"/>
       <w:numFmt w:val="none"/>
@@ -3852,6 +4510,9 @@
   </w:num>
   <w:num w:numId="7">
     <w:abstractNumId w:val="7"/>
+  </w:num>
+  <w:num w:numId="8">
+    <w:abstractNumId w:val="8"/>
   </w:num>
 </w:numbering>
 </file>
@@ -4023,10 +4684,10 @@
       <w:jc w:val="start"/>
     </w:pPr>
     <w:rPr>
-      <w:rFonts w:ascii="Calibri" w:hAnsi="Calibri" w:eastAsia="ＭＳ 明朝" w:cs="" w:cstheme="minorBidi" w:eastAsiaTheme="minorEastAsia"/>
+      <w:rFonts w:ascii="Cambria" w:hAnsi="Cambria" w:eastAsia="ＭＳ 明朝" w:cs="" w:asciiTheme="minorHAnsi" w:cstheme="minorBidi" w:eastAsiaTheme="minorEastAsia" w:hAnsiTheme="minorHAnsi"/>
       <w:color w:val="auto"/>
       <w:kern w:val="0"/>
-      <w:sz w:val="21"/>
+      <w:sz w:val="22"/>
       <w:szCs w:val="22"/>
       <w:lang w:val="en-US" w:eastAsia="en-US" w:bidi="ar-SA"/>
     </w:rPr>
@@ -4593,6 +5254,13 @@
       <w:bCs/>
       <w:smallCaps/>
       <w:spacing w:val="5"/>
+    </w:rPr>
+  </w:style>
+  <w:style w:type="character" w:styleId="Bullets">
+    <w:name w:val="Bullets"/>
+    <w:qFormat/>
+    <w:rPr>
+      <w:rFonts w:ascii="OpenSymbol" w:hAnsi="OpenSymbol" w:eastAsia="OpenSymbol" w:cs="OpenSymbol"/>
     </w:rPr>
   </w:style>
   <w:style w:type="paragraph" w:styleId="Heading">
